--- a/downloads/workbook/bridge-week-02.docx
+++ b/downloads/workbook/bridge-week-02.docx
@@ -896,6 +896,178 @@
         <w:t>Project connection: For Python readiness before the Responsible Plant Classifier, retain a trace of the values, the predicted outputs and the changed-case explanation. Use actual Python 3 results to check the prediction after reasoning first.</w:t>
       </w:r>
     </w:p>
+    <w:p>
+      <w:pPr>
+        <w:pStyle w:val="Heading1"/>
+      </w:pPr>
+      <w:r>
+        <w:t>13. Project portfolio milestone</w:t>
+      </w:r>
+    </w:p>
+    <w:p>
+      <w:r>
+        <w:t>Project: Python readiness portfolio</w:t>
+      </w:r>
+    </w:p>
+    <w:p>
+      <w:r>
+        <w:t>Current milestone: Python readiness portfolio. Keep runnable code, predictions, actual outputs, one repaired error and an explanation of a function on changed inputs.</w:t>
+      </w:r>
+    </w:p>
+    <w:p>
+      <w:r>
+        <w:t>For Python readiness before the Responsible Plant Classifier, retain a trace of the values, the predicted outputs and the changed-case explanation. Use actual Python 3 results to check the prediction after reasoning first.</w:t>
+      </w:r>
+    </w:p>
+    <w:tbl>
+      <w:tblPr>
+        <w:tblStyle w:val="LightShading-Accent1"/>
+        <w:tblW w:type="auto" w:w="0"/>
+        <w:tblLook w:firstColumn="1" w:firstRow="1" w:lastColumn="0" w:lastRow="0" w:noHBand="0" w:noVBand="1" w:val="04A0"/>
+      </w:tblPr>
+      <w:tblGrid>
+        <w:gridCol w:w="5112"/>
+        <w:gridCol w:w="5112"/>
+      </w:tblGrid>
+      <w:tr>
+        <w:trPr>
+          <w:tblHeader/>
+        </w:trPr>
+        <w:tc>
+          <w:tcPr>
+            <w:tcW w:type="dxa" w:w="5112"/>
+          </w:tcPr>
+          <w:p>
+            <w:r>
+              <w:t>Evidence to keep</w:t>
+            </w:r>
+          </w:p>
+        </w:tc>
+        <w:tc>
+          <w:tcPr>
+            <w:tcW w:type="dxa" w:w="5112"/>
+          </w:tcPr>
+          <w:p>
+            <w:r>
+              <w:t>My record</w:t>
+            </w:r>
+          </w:p>
+        </w:tc>
+      </w:tr>
+      <w:tr>
+        <w:tc>
+          <w:tcPr>
+            <w:tcW w:type="dxa" w:w="5112"/>
+          </w:tcPr>
+          <w:p>
+            <w:r>
+              <w:t>This week’s input and deciding step</w:t>
+            </w:r>
+          </w:p>
+        </w:tc>
+        <w:tc>
+          <w:tcPr>
+            <w:tcW w:type="dxa" w:w="5112"/>
+          </w:tcPr>
+          <w:p>
+            <w:r/>
+          </w:p>
+        </w:tc>
+      </w:tr>
+      <w:tr>
+        <w:tc>
+          <w:tcPr>
+            <w:tcW w:type="dxa" w:w="5112"/>
+          </w:tcPr>
+          <w:p>
+            <w:r>
+              <w:t>Prediction and actual result (or labelled paper trace)</w:t>
+            </w:r>
+          </w:p>
+        </w:tc>
+        <w:tc>
+          <w:tcPr>
+            <w:tcW w:type="dxa" w:w="5112"/>
+          </w:tcPr>
+          <w:p>
+            <w:r/>
+          </w:p>
+        </w:tc>
+      </w:tr>
+      <w:tr>
+        <w:tc>
+          <w:tcPr>
+            <w:tcW w:type="dxa" w:w="5112"/>
+          </w:tcPr>
+          <w:p>
+            <w:r>
+              <w:t>One change since the previous checkpoint and why</w:t>
+            </w:r>
+          </w:p>
+        </w:tc>
+        <w:tc>
+          <w:tcPr>
+            <w:tcW w:type="dxa" w:w="5112"/>
+          </w:tcPr>
+          <w:p>
+            <w:r/>
+          </w:p>
+        </w:tc>
+      </w:tr>
+      <w:tr>
+        <w:tc>
+          <w:tcPr>
+            <w:tcW w:type="dxa" w:w="5112"/>
+          </w:tcPr>
+          <w:p>
+            <w:r>
+              <w:t>One error or limit and the next test</w:t>
+            </w:r>
+          </w:p>
+        </w:tc>
+        <w:tc>
+          <w:tcPr>
+            <w:tcW w:type="dxa" w:w="5112"/>
+          </w:tcPr>
+          <w:p>
+            <w:r/>
+          </w:p>
+        </w:tc>
+      </w:tr>
+    </w:tbl>
+    <w:p>
+      <w:pPr>
+        <w:pStyle w:val="Heading3"/>
+      </w:pPr>
+      <w:r>
+        <w:t>Explain what this week adds to your project. Reuse last week’s record rather than starting again.</w:t>
+      </w:r>
+    </w:p>
+    <w:p>
+      <w:r>
+        <w:t>________________________________________________________________</w:t>
+      </w:r>
+    </w:p>
+    <w:p>
+      <w:r>
+        <w:t>________________________________________________________________</w:t>
+      </w:r>
+    </w:p>
+    <w:p>
+      <w:r>
+        <w:t>________________________________________________________________</w:t>
+      </w:r>
+    </w:p>
+    <w:p>
+      <w:r>
+        <w:t>________________________________________________________________</w:t>
+      </w:r>
+    </w:p>
+    <w:p>
+      <w:r>
+        <w:t>________________________________________________________________</w:t>
+      </w:r>
+    </w:p>
     <w:sectPr>
       <w:pgSz w:w="12240" w:h="15840"/>
       <w:pgMar w:top="936" w:right="1008" w:bottom="936" w:left="1008" w:header="720" w:footer="720" w:gutter="0"/>

--- a/downloads/workbook/bridge-week-02.docx
+++ b/downloads/workbook/bridge-week-02.docx
@@ -1068,6 +1068,238 @@
         <w:t>________________________________________________________________</w:t>
       </w:r>
     </w:p>
+    <w:p>
+      <w:pPr>
+        <w:pStyle w:val="Heading1"/>
+      </w:pPr>
+      <w:r>
+        <w:t>14. Supported practice and learning evidence</w:t>
+      </w:r>
+    </w:p>
+    <w:p>
+      <w:r>
+        <w:t>Use this supported practice once, in the browser or on paper. Keep the reserved independent assessment for a separate first attempt before teacher feedback.</w:t>
+      </w:r>
+    </w:p>
+    <w:p>
+      <w:r>
+        <w:t>A number and its printed-looking text. A program stores a numeric badge count and a string that looks like that count.</w:t>
+      </w:r>
+    </w:p>
+    <w:p>
+      <w:pPr>
+        <w:pStyle w:val="Heading3"/>
+      </w:pPr>
+      <w:r>
+        <w:t>Practice 1: explain the deciding evidence</w:t>
+      </w:r>
+    </w:p>
+    <w:p>
+      <w:r>
+        <w:t>Which labelled step matches this detail? count+tag raises TypeError rather than silently converting tag.</w:t>
+      </w:r>
+    </w:p>
+    <w:p>
+      <w:r>
+        <w:t>1. Predict a mixed operation</w:t>
+      </w:r>
+    </w:p>
+    <w:p>
+      <w:r>
+        <w:t>2. Inspect types</w:t>
+      </w:r>
+    </w:p>
+    <w:p>
+      <w:r>
+        <w:t>3. Apply addition</w:t>
+      </w:r>
+    </w:p>
+    <w:p>
+      <w:pPr>
+        <w:pStyle w:val="Heading3"/>
+      </w:pPr>
+      <w:r>
+        <w:t>My selected conclusion, deciding fact and explanation</w:t>
+      </w:r>
+    </w:p>
+    <w:p>
+      <w:r>
+        <w:t>________________________________________________________________</w:t>
+      </w:r>
+    </w:p>
+    <w:p>
+      <w:r>
+        <w:t>________________________________________________________________</w:t>
+      </w:r>
+    </w:p>
+    <w:p>
+      <w:r>
+        <w:t>________________________________________________________________</w:t>
+      </w:r>
+    </w:p>
+    <w:p>
+      <w:r>
+        <w:t>________________________________________________________________</w:t>
+      </w:r>
+    </w:p>
+    <w:p>
+      <w:r>
+        <w:t>________________________________________________________________</w:t>
+      </w:r>
+    </w:p>
+    <w:p>
+      <w:r>
+        <w:t>Hint if needed: Read the steps in the pictorial case. Match the supplied detail to the stage that performs or records it.</w:t>
+      </w:r>
+    </w:p>
+    <w:p>
+      <w:r>
+        <w:t>After your attempt, compare with the supported explanation: Predict a mixed operation count+tag raises TypeError rather than silently converting tag. Values carry types, not merely appearances. The plus operator performs numeric addition for these integers and concatenation for these strings; the mixed operation is invalid here.</w:t>
+      </w:r>
+    </w:p>
+    <w:p>
+      <w:pPr>
+        <w:pStyle w:val="Heading3"/>
+      </w:pPr>
+      <w:r>
+        <w:t>Practice 2: explain the deciding evidence</w:t>
+      </w:r>
+    </w:p>
+    <w:p>
+      <w:r>
+        <w:t>Changed-case practice: Change count to 10, leaving tag unchanged. Which conclusion is supported by the supplied facts?</w:t>
+      </w:r>
+    </w:p>
+    <w:p>
+      <w:r>
+        <w:t>1. This one example guarantees correct results for every future input.</w:t>
+      </w:r>
+    </w:p>
+    <w:p>
+      <w:r>
+        <w:t>2. We can decide the result without examining the changed input or the procedure.</w:t>
+      </w:r>
+    </w:p>
+    <w:p>
+      <w:r>
+        <w:t>3. The two valid outputs become 12 and 82.</w:t>
+      </w:r>
+    </w:p>
+    <w:p>
+      <w:pPr>
+        <w:pStyle w:val="Heading3"/>
+      </w:pPr>
+      <w:r>
+        <w:t>My selected conclusion, deciding fact and explanation</w:t>
+      </w:r>
+    </w:p>
+    <w:p>
+      <w:r>
+        <w:t>________________________________________________________________</w:t>
+      </w:r>
+    </w:p>
+    <w:p>
+      <w:r>
+        <w:t>________________________________________________________________</w:t>
+      </w:r>
+    </w:p>
+    <w:p>
+      <w:r>
+        <w:t>________________________________________________________________</w:t>
+      </w:r>
+    </w:p>
+    <w:p>
+      <w:r>
+        <w:t>________________________________________________________________</w:t>
+      </w:r>
+    </w:p>
+    <w:p>
+      <w:r>
+        <w:t>________________________________________________________________</w:t>
+      </w:r>
+    </w:p>
+    <w:p>
+      <w:r>
+        <w:t>Hint if needed: Use the changed condition and the deciding step in the pictorial trace. The answer must say what follows from those facts.</w:t>
+      </w:r>
+    </w:p>
+    <w:p>
+      <w:r>
+        <w:t>After your attempt, compare with the supported explanation: The two valid outputs become 12 and 82. Only the integer variable changes; the string still contains the character 8.</w:t>
+      </w:r>
+    </w:p>
+    <w:p>
+      <w:pPr>
+        <w:pStyle w:val="Heading3"/>
+      </w:pPr>
+      <w:r>
+        <w:t>Repair a missing building block</w:t>
+      </w:r>
+    </w:p>
+    <w:p>
+      <w:r>
+        <w:t>Review From a paper algorithm to Python (python-bridge/1). Goal: Translate a short paper calculation into a Python script. Short practice: Match each paper quantity to its Python name. Why does the spare count get added once, and what prints when spare is five?. Return to this week and explain what you changed.</w:t>
+      </w:r>
+    </w:p>
+    <w:p>
+      <w:pPr>
+        <w:pStyle w:val="Heading3"/>
+      </w:pPr>
+      <w:r>
+        <w:t>Predict, run and debug</w:t>
+      </w:r>
+    </w:p>
+    <w:p>
+      <w:r>
+        <w:t>The browser lab lets you edit the supported Python examples already included in this lesson. Predict first, run, inspect the actual output or error, change one input, then run again. Keep code, predictions, actual results and a reasoned revision together. On paper, label your result as a trace rather than an execution.</w:t>
+      </w:r>
+    </w:p>
+    <w:p>
+      <w:pPr>
+        <w:pStyle w:val="Heading3"/>
+      </w:pPr>
+      <w:r>
+        <w:t>Keep your completed work</w:t>
+      </w:r>
+    </w:p>
+    <w:p>
+      <w:r>
+        <w:t>Use Download completed work in the hosted lesson to export your answers, reflections, practice feedback and code-run evidence. Open the HTML copy to read or print it. Drafts stay in this browser when storage is available; clear drafts on a shared device.</w:t>
+      </w:r>
+    </w:p>
+    <w:p>
+      <w:pPr>
+        <w:pStyle w:val="Heading3"/>
+      </w:pPr>
+      <w:r>
+        <w:t>What I repaired, the evidence I kept and the next test</w:t>
+      </w:r>
+    </w:p>
+    <w:p>
+      <w:r>
+        <w:t>________________________________________________________________</w:t>
+      </w:r>
+    </w:p>
+    <w:p>
+      <w:r>
+        <w:t>________________________________________________________________</w:t>
+      </w:r>
+    </w:p>
+    <w:p>
+      <w:r>
+        <w:t>________________________________________________________________</w:t>
+      </w:r>
+    </w:p>
+    <w:p>
+      <w:r>
+        <w:t>________________________________________________________________</w:t>
+      </w:r>
+    </w:p>
+    <w:p>
+      <w:r>
+        <w:t>________________________________________________________________</w:t>
+      </w:r>
+    </w:p>
     <w:sectPr>
       <w:pgSz w:w="12240" w:h="15840"/>
       <w:pgMar w:top="936" w:right="1008" w:bottom="936" w:left="1008" w:header="720" w:footer="720" w:gutter="0"/>

--- a/downloads/workbook/bridge-week-02.docx
+++ b/downloads/workbook/bridge-week-02.docx
@@ -30,6 +30,17 @@
     </w:p>
     <w:p>
       <w:r>
+        <w:t>Record your starting explanation for Values variables and types before opening notes. Show any later correction separately.</w:t>
+      </w:r>
+    </w:p>
+    <w:p>
+      <w:pPr>
+        <w:spacing w:line="336" w:lineRule="auto" w:after="180"/>
+      </w:pPr>
+      <w:r>
+        <w:rPr>
+          <w:b w:val="0"/>
+        </w:rPr>
         <w:t>Try the recall before opening notes. Then use a different colour or a labelled second line to correct your explanation.</w:t>
       </w:r>
     </w:p>
@@ -42,7 +53,13 @@
       </w:r>
     </w:p>
     <w:p>
-      <w:r>
+      <w:pPr>
+        <w:spacing w:line="336" w:lineRule="auto" w:after="180"/>
+      </w:pPr>
+      <w:r>
+        <w:rPr>
+          <w:b w:val="0"/>
+        </w:rPr>
         <w:t>Without opening the old lesson, explain one key idea from From a paper algorithm to Python. Give an example and a mistake that the idea helps you avoid.</w:t>
       </w:r>
     </w:p>
@@ -79,7 +96,66 @@
     </w:p>
     <w:p>
       <w:r>
-        <w:t>Use W2: Trace a saved value for Values variables and types. Record the answer once; the lesson and workbook refer to the same attempt.</w:t>
+        <w:t>Complete the supported Values variables and types trace and record the first step you can explain without help.</w:t>
+      </w:r>
+    </w:p>
+    <w:p>
+      <w:pPr>
+        <w:spacing w:line="336" w:lineRule="auto" w:after="180"/>
+      </w:pPr>
+      <w:r>
+        <w:rPr>
+          <w:b w:val="0"/>
+        </w:rPr>
+        <w:t xml:space="preserve">Use W2: Trace a saved </w:t>
+      </w:r>
+      <w:r>
+        <w:rPr>
+          <w:b/>
+        </w:rPr>
+        <w:t>value</w:t>
+      </w:r>
+      <w:r>
+        <w:rPr>
+          <w:b w:val="0"/>
+        </w:rPr>
+        <w:t xml:space="preserve"> for </w:t>
+      </w:r>
+      <w:r>
+        <w:rPr>
+          <w:b/>
+        </w:rPr>
+        <w:t>Value</w:t>
+      </w:r>
+      <w:r>
+        <w:rPr>
+          <w:b w:val="0"/>
+        </w:rPr>
+        <w:t xml:space="preserve">s </w:t>
+      </w:r>
+      <w:r>
+        <w:rPr>
+          <w:b/>
+        </w:rPr>
+        <w:t>variable</w:t>
+      </w:r>
+      <w:r>
+        <w:rPr>
+          <w:b w:val="0"/>
+        </w:rPr>
+        <w:t xml:space="preserve">s and </w:t>
+      </w:r>
+      <w:r>
+        <w:rPr>
+          <w:b/>
+        </w:rPr>
+        <w:t>type</w:t>
+      </w:r>
+      <w:r>
+        <w:rPr>
+          <w:b w:val="0"/>
+        </w:rPr>
+        <w:t>s. Record the answer once; the lesson and workbook refer to the same attempt.</w:t>
       </w:r>
     </w:p>
     <w:tbl>
@@ -207,7 +283,65 @@
     </w:p>
     <w:p>
       <w:r>
-        <w:t>Use the worked case for Values variables and types. Proposed explanation: “Digits always mean a number”. Decide whether this explanation is supported. Point to the step or supplied fact that decides; explain your repair if needed.</w:t>
+        <w:t>Check the proposed Values variables and types explanation against the supplied facts before discussing it.</w:t>
+      </w:r>
+    </w:p>
+    <w:p>
+      <w:pPr>
+        <w:spacing w:line="336" w:lineRule="auto" w:after="180"/>
+      </w:pPr>
+      <w:r>
+        <w:rPr>
+          <w:b w:val="0"/>
+        </w:rPr>
+        <w:t xml:space="preserve">Use the worked case for </w:t>
+      </w:r>
+      <w:r>
+        <w:rPr>
+          <w:b/>
+        </w:rPr>
+        <w:t>Value</w:t>
+      </w:r>
+      <w:r>
+        <w:rPr>
+          <w:b w:val="0"/>
+        </w:rPr>
+        <w:t xml:space="preserve">s </w:t>
+      </w:r>
+      <w:r>
+        <w:rPr>
+          <w:b/>
+        </w:rPr>
+        <w:t>variable</w:t>
+      </w:r>
+      <w:r>
+        <w:rPr>
+          <w:b w:val="0"/>
+        </w:rPr>
+        <w:t xml:space="preserve">s and </w:t>
+      </w:r>
+      <w:r>
+        <w:rPr>
+          <w:b/>
+        </w:rPr>
+        <w:t>type</w:t>
+      </w:r>
+      <w:r>
+        <w:rPr>
+          <w:b w:val="0"/>
+        </w:rPr>
+        <w:t>s. Proposed explanation: “Digits always mean a number”. Decide whether this explanation is supported.</w:t>
+      </w:r>
+    </w:p>
+    <w:p>
+      <w:pPr>
+        <w:spacing w:line="336" w:lineRule="auto" w:after="180"/>
+      </w:pPr>
+      <w:r>
+        <w:rPr>
+          <w:b w:val="0"/>
+        </w:rPr>
+        <w:t>Point to the step or supplied fact that decides; explain your repair if needed.</w:t>
       </w:r>
     </w:p>
     <w:p>
@@ -247,6 +381,11 @@
       </w:r>
     </w:p>
     <w:p>
+      <w:r>
+        <w:t>Write one first attempt at the reserved independent case before feedback. Repeated copies of that case refer to the same recorded attempt.</w:t>
+      </w:r>
+    </w:p>
+    <w:p>
       <w:pPr>
         <w:pStyle w:val="Heading3"/>
       </w:pPr>
@@ -255,8 +394,26 @@
       </w:r>
     </w:p>
     <w:p>
-      <w:r>
-        <w:t>Predict both output lines and explain why estimate stays unchanged when count is reassigned. Repeat the trace with initial count=0. Explain why note is text even though its printed characters look like a number.</w:t>
+      <w:pPr>
+        <w:spacing w:line="336" w:lineRule="auto" w:after="180"/>
+      </w:pPr>
+      <w:r>
+        <w:rPr>
+          <w:b w:val="0"/>
+        </w:rPr>
+        <w:t xml:space="preserve">Predict both </w:t>
+      </w:r>
+      <w:r>
+        <w:rPr>
+          <w:b/>
+        </w:rPr>
+        <w:t>output</w:t>
+      </w:r>
+      <w:r>
+        <w:rPr>
+          <w:b w:val="0"/>
+        </w:rPr>
+        <w:t xml:space="preserve"> lines and explain why estimate stays unchanged when count is reassigned. Repeat the trace with initial count=0. Explain why note is text even though its printed characters look like a number.</w:t>
       </w:r>
     </w:p>
     <w:p>
@@ -325,7 +482,13 @@
       </w:r>
     </w:p>
     <w:p>
-      <w:r>
+      <w:pPr>
+        <w:spacing w:line="336" w:lineRule="auto" w:after="180"/>
+      </w:pPr>
+      <w:r>
+        <w:rPr>
+          <w:b w:val="0"/>
+        </w:rPr>
         <w:t>Attempt this case before feedback. Record any help. Earlier examples below are further practice; a case already practised with feedback cannot establish fresh transfer.</w:t>
       </w:r>
     </w:p>
@@ -339,6 +502,17 @@
     </w:p>
     <w:p>
       <w:r>
+        <w:t>Identify the value and its type. Apply the supplied Values variables and types facts and keep your reasoning.</w:t>
+      </w:r>
+    </w:p>
+    <w:p>
+      <w:pPr>
+        <w:spacing w:line="336" w:lineRule="auto" w:after="180"/>
+      </w:pPr>
+      <w:r>
+        <w:rPr>
+          <w:b w:val="0"/>
+        </w:rPr>
         <w:t>Classify 12, 1.5, "12", False and "False". Explain why the last two are different.</w:t>
       </w:r>
     </w:p>
@@ -390,7 +564,30 @@
     </w:p>
     <w:p>
       <w:r>
-        <w:t>Trace the five-line count and saved program. Record both printed outputs, then predict the result of assigning saved = count after the change. Check with a run or label a paper trace.</w:t>
+        <w:t>Trace a saved value. Apply the supplied Values variables and types facts and keep your reasoning.</w:t>
+      </w:r>
+    </w:p>
+    <w:p>
+      <w:pPr>
+        <w:spacing w:line="336" w:lineRule="auto" w:after="180"/>
+      </w:pPr>
+      <w:r>
+        <w:rPr>
+          <w:b w:val="0"/>
+        </w:rPr>
+        <w:t xml:space="preserve">Trace the five-line count and saved program. Record both printed </w:t>
+      </w:r>
+      <w:r>
+        <w:rPr>
+          <w:b/>
+        </w:rPr>
+        <w:t>output</w:t>
+      </w:r>
+      <w:r>
+        <w:rPr>
+          <w:b w:val="0"/>
+        </w:rPr>
+        <w:t>s, then predict the result of assigning saved = count after the change. Check with a run or label a paper trace.</w:t>
       </w:r>
     </w:p>
     <w:p>
@@ -441,6 +638,18 @@
     </w:p>
     <w:p>
       <w:r>
+        <w:t>Diagnose the operation. Apply the supplied Values variables and types facts and keep your reasoning.</w:t>
+      </w:r>
+    </w:p>
+    <w:p>
+      <w:pPr>
+        <w:spacing w:line="336" w:lineRule="auto" w:after="180"/>
+        <w:shd w:fill="F5F1FB"/>
+      </w:pPr>
+      <w:r>
+        <w:rPr>
+          <w:b w:val="0"/>
+        </w:rPr>
         <w:t>Predict 6 + 3, "6" + "3" and "6" * 3. Explain what happens for "6" + 3. Which expression counts six groups of three?</w:t>
       </w:r>
     </w:p>
@@ -492,7 +701,53 @@
     </w:p>
     <w:p>
       <w:r>
-        <w:t>A fresh script runs seats = 12; booked = seats; seats = seats - 5; print(seats); print(booked), with each statement on a separate line. Predict both outputs. Then add booked = seats + 1 and print(booked). Explain the evaluation order and choose a type for a seat label "07".</w:t>
+        <w:t>Attempt before feedback. If this repeats the selected independent case, reuse that first attempt; otherwise keep a separate record. Trace a new pair of names independently. Apply the supplied Values variables and types facts and keep your reasoning.</w:t>
+      </w:r>
+    </w:p>
+    <w:p>
+      <w:pPr>
+        <w:spacing w:line="336" w:lineRule="auto" w:after="180"/>
+      </w:pPr>
+      <w:r>
+        <w:rPr>
+          <w:b w:val="0"/>
+        </w:rPr>
+        <w:t xml:space="preserve">A fresh script runs seats = 12; booked = seats; seats = seats - 5; print(seats); print(booked), with each statement on a separate line. Predict both </w:t>
+      </w:r>
+      <w:r>
+        <w:rPr>
+          <w:b/>
+        </w:rPr>
+        <w:t>output</w:t>
+      </w:r>
+      <w:r>
+        <w:rPr>
+          <w:b w:val="0"/>
+        </w:rPr>
+        <w:t>s. Then add booked = seats + 1 and print(booked).</w:t>
+      </w:r>
+    </w:p>
+    <w:p>
+      <w:pPr>
+        <w:spacing w:line="336" w:lineRule="auto" w:after="180"/>
+      </w:pPr>
+      <w:r>
+        <w:rPr>
+          <w:b w:val="0"/>
+        </w:rPr>
+        <w:t xml:space="preserve">Explain the evaluation order and choose a </w:t>
+      </w:r>
+      <w:r>
+        <w:rPr>
+          <w:b/>
+        </w:rPr>
+        <w:t>type</w:t>
+      </w:r>
+      <w:r>
+        <w:rPr>
+          <w:b w:val="0"/>
+        </w:rPr>
+        <w:t xml:space="preserve"> for a seat label "07".</w:t>
       </w:r>
     </w:p>
     <w:p>
@@ -548,7 +803,54 @@
     </w:p>
     <w:p>
       <w:r>
-        <w:t>Give a suitable type for a counter count, a length of 2.5 metres, a shelf ID with a leading zero, and a yes-or-no availability flag. Give a count value with the right type that should still be rejected.</w:t>
+        <w:t>Separate type from validity. Apply the supplied Values variables and types facts and keep your reasoning.</w:t>
+      </w:r>
+    </w:p>
+    <w:p>
+      <w:pPr>
+        <w:spacing w:line="336" w:lineRule="auto" w:after="180"/>
+      </w:pPr>
+      <w:r>
+        <w:rPr>
+          <w:b w:val="0"/>
+        </w:rPr>
+        <w:t xml:space="preserve">Give a suitable </w:t>
+      </w:r>
+      <w:r>
+        <w:rPr>
+          <w:b/>
+        </w:rPr>
+        <w:t>type</w:t>
+      </w:r>
+      <w:r>
+        <w:rPr>
+          <w:b w:val="0"/>
+        </w:rPr>
+        <w:t xml:space="preserve"> for a counter count, a length of 2.5 metres, a shelf ID with a leading zero, and a yes-or-no availability flag. Give a count </w:t>
+      </w:r>
+      <w:r>
+        <w:rPr>
+          <w:b/>
+        </w:rPr>
+        <w:t>value</w:t>
+      </w:r>
+      <w:r>
+        <w:rPr>
+          <w:b w:val="0"/>
+        </w:rPr>
+        <w:t xml:space="preserve"> with the right </w:t>
+      </w:r>
+      <w:r>
+        <w:rPr>
+          <w:b/>
+        </w:rPr>
+        <w:t>type</w:t>
+      </w:r>
+      <w:r>
+        <w:rPr>
+          <w:b w:val="0"/>
+        </w:rPr>
+        <w:t xml:space="preserve"> that should still be rejected.</w:t>
       </w:r>
     </w:p>
     <w:p>
@@ -599,7 +901,113 @@
     </w:p>
     <w:p>
       <w:r>
-        <w:t>Add a labelled values variables and types evidence sheet to Python readiness portfolio. Show how you can distinguish integer, floating-point, text and boolean values. Use the supplied fictional case and keep its inputs, intermediate steps, calculation or prediction, and limitation. Connect this record to last week’s record; a matching answer without a trace is insufficient.</w:t>
+        <w:t>Connect Values variables and types to Python readiness portfolio, identify a limit and choose the next useful test.</w:t>
+      </w:r>
+    </w:p>
+    <w:p>
+      <w:pPr>
+        <w:spacing w:line="336" w:lineRule="auto" w:after="180"/>
+      </w:pPr>
+      <w:r>
+        <w:rPr>
+          <w:b w:val="0"/>
+        </w:rPr>
+        <w:t xml:space="preserve">Add a labelled </w:t>
+      </w:r>
+      <w:r>
+        <w:rPr>
+          <w:b/>
+        </w:rPr>
+        <w:t>value</w:t>
+      </w:r>
+      <w:r>
+        <w:rPr>
+          <w:b w:val="0"/>
+        </w:rPr>
+        <w:t xml:space="preserve">s </w:t>
+      </w:r>
+      <w:r>
+        <w:rPr>
+          <w:b/>
+        </w:rPr>
+        <w:t>variable</w:t>
+      </w:r>
+      <w:r>
+        <w:rPr>
+          <w:b w:val="0"/>
+        </w:rPr>
+        <w:t xml:space="preserve">s and </w:t>
+      </w:r>
+      <w:r>
+        <w:rPr>
+          <w:b/>
+        </w:rPr>
+        <w:t>type</w:t>
+      </w:r>
+      <w:r>
+        <w:rPr>
+          <w:b w:val="0"/>
+        </w:rPr>
+        <w:t xml:space="preserve">s </w:t>
+      </w:r>
+      <w:r>
+        <w:rPr>
+          <w:b/>
+        </w:rPr>
+        <w:t>evidence</w:t>
+      </w:r>
+      <w:r>
+        <w:rPr>
+          <w:b w:val="0"/>
+        </w:rPr>
+        <w:t xml:space="preserve"> sheet to Python readiness portfolio. Show how you can distinguish integer, floating-point, text and boolean </w:t>
+      </w:r>
+      <w:r>
+        <w:rPr>
+          <w:b/>
+        </w:rPr>
+        <w:t>value</w:t>
+      </w:r>
+      <w:r>
+        <w:rPr>
+          <w:b w:val="0"/>
+        </w:rPr>
+        <w:t>s.</w:t>
+      </w:r>
+    </w:p>
+    <w:p>
+      <w:pPr>
+        <w:spacing w:line="336" w:lineRule="auto" w:after="180"/>
+      </w:pPr>
+      <w:r>
+        <w:rPr>
+          <w:b w:val="0"/>
+        </w:rPr>
+        <w:t xml:space="preserve">Use the supplied fictional case and keep its </w:t>
+      </w:r>
+      <w:r>
+        <w:rPr>
+          <w:b/>
+        </w:rPr>
+        <w:t>input</w:t>
+      </w:r>
+      <w:r>
+        <w:rPr>
+          <w:b w:val="0"/>
+        </w:rPr>
+        <w:t xml:space="preserve">s, intermediate steps, calculation or </w:t>
+      </w:r>
+      <w:r>
+        <w:rPr>
+          <w:b/>
+        </w:rPr>
+        <w:t>prediction</w:t>
+      </w:r>
+      <w:r>
+        <w:rPr>
+          <w:b w:val="0"/>
+        </w:rPr>
+        <w:t>, and limitation. Connect this record to last week’s record; a matching answer without a trace is insufficient.</w:t>
       </w:r>
     </w:p>
     <w:p>
@@ -646,6 +1054,11 @@
       </w:pPr>
       <w:r>
         <w:t>11. Feedback, return check and learning record</w:t>
+      </w:r>
+    </w:p>
+    <w:p>
+      <w:r>
+        <w:t>Record the first repaired step and a different case to revisit after a delay.</w:t>
       </w:r>
     </w:p>
     <w:tbl>
@@ -785,7 +1198,13 @@
       </w:tr>
     </w:tbl>
     <w:p>
-      <w:r>
+      <w:pPr>
+        <w:spacing w:line="336" w:lineRule="auto" w:after="180"/>
+      </w:pPr>
+      <w:r>
+        <w:rPr>
+          <w:b w:val="0"/>
+        </w:rPr>
         <w:t>Revisit this idea with your teacher after a delay. Familiarity is different from explaining and using it on a changed case.</w:t>
       </w:r>
     </w:p>
@@ -799,11 +1218,40 @@
     </w:p>
     <w:p>
       <w:r>
-        <w:t>A number and its printed-looking text. A program stores a numeric badge count and a string that looks like that count.</w:t>
+        <w:t>A number and its printed-looking text. A program stores a numeric badge count and a string that looks like that count. Explain the labelled step before checking the changed condition.</w:t>
       </w:r>
     </w:p>
     <w:p>
-      <w:r>
+      <w:pPr>
+        <w:spacing w:line="336" w:lineRule="auto" w:after="180"/>
+      </w:pPr>
+      <w:r>
+        <w:rPr>
+          <w:b w:val="0"/>
+        </w:rPr>
+        <w:t xml:space="preserve">A number and its printed-looking text. A program stores a numeric badge count and a </w:t>
+      </w:r>
+      <w:r>
+        <w:rPr>
+          <w:b/>
+        </w:rPr>
+        <w:t>string</w:t>
+      </w:r>
+      <w:r>
+        <w:rPr>
+          <w:b w:val="0"/>
+        </w:rPr>
+        <w:t xml:space="preserve"> that looks like that count.</w:t>
+      </w:r>
+    </w:p>
+    <w:p>
+      <w:pPr>
+        <w:spacing w:line="336" w:lineRule="auto" w:after="180"/>
+      </w:pPr>
+      <w:r>
+        <w:rPr>
+          <w:b w:val="0"/>
+        </w:rPr>
         <w:t>Python 3: count=8; tag="8"; print(count+2); print(tag+"2").</w:t>
       </w:r>
     </w:p>
@@ -844,8 +1292,39 @@
       </w:r>
     </w:p>
     <w:p>
-      <w:r>
-        <w:t>Predict both print outputs and explain why they differ. Does count+tag work, and what happens to each valid output after count becomes ten?</w:t>
+      <w:pPr>
+        <w:spacing w:line="336" w:lineRule="auto" w:after="180"/>
+        <w:shd w:fill="F5F1FB"/>
+      </w:pPr>
+      <w:r>
+        <w:rPr>
+          <w:b w:val="0"/>
+        </w:rPr>
+        <w:t xml:space="preserve">Predict both print </w:t>
+      </w:r>
+      <w:r>
+        <w:rPr>
+          <w:b/>
+        </w:rPr>
+        <w:t>output</w:t>
+      </w:r>
+      <w:r>
+        <w:rPr>
+          <w:b w:val="0"/>
+        </w:rPr>
+        <w:t xml:space="preserve">s and explain why they differ. Does count+tag work, and what happens to each valid </w:t>
+      </w:r>
+      <w:r>
+        <w:rPr>
+          <w:b/>
+        </w:rPr>
+        <w:t>output</w:t>
+      </w:r>
+      <w:r>
+        <w:rPr>
+          <w:b w:val="0"/>
+        </w:rPr>
+        <w:t xml:space="preserve"> after count becomes ten?</w:t>
       </w:r>
     </w:p>
     <w:p>
@@ -887,13 +1366,93 @@
       </w:r>
     </w:p>
     <w:p>
-      <w:r>
-        <w:t>Support used: alone / hint / worked example. This record is practice evidence.</w:t>
+      <w:pPr>
+        <w:pStyle w:val="Heading3"/>
+      </w:pPr>
+      <w:r>
+        <w:t>Record the help used</w:t>
       </w:r>
     </w:p>
     <w:p>
-      <w:r>
-        <w:t>Project connection: For Python readiness before the Responsible Plant Classifier, retain a trace of the values, the predicted outputs and the changed-case explanation. Use actual Python 3 results to check the prediction after reasoning first.</w:t>
+      <w:pPr>
+        <w:spacing w:line="336" w:lineRule="auto" w:after="180"/>
+        <w:shd w:fill="F1F6F8"/>
+      </w:pPr>
+      <w:r>
+        <w:rPr>
+          <w:b w:val="0"/>
+        </w:rPr>
+        <w:t xml:space="preserve">Support used: alone / hint / worked example. This record is practice </w:t>
+      </w:r>
+      <w:r>
+        <w:rPr>
+          <w:b/>
+        </w:rPr>
+        <w:t>evidence</w:t>
+      </w:r>
+      <w:r>
+        <w:rPr>
+          <w:b w:val="0"/>
+        </w:rPr>
+        <w:t>.</w:t>
+      </w:r>
+    </w:p>
+    <w:p>
+      <w:pPr>
+        <w:spacing w:line="336" w:lineRule="auto" w:after="180"/>
+      </w:pPr>
+      <w:r>
+        <w:rPr>
+          <w:b w:val="0"/>
+        </w:rPr>
+        <w:t xml:space="preserve">Project connection: For Python readiness before the Responsible Plant Classifier, retain a trace of the </w:t>
+      </w:r>
+      <w:r>
+        <w:rPr>
+          <w:b/>
+        </w:rPr>
+        <w:t>value</w:t>
+      </w:r>
+      <w:r>
+        <w:rPr>
+          <w:b w:val="0"/>
+        </w:rPr>
+        <w:t xml:space="preserve">s, the predicted </w:t>
+      </w:r>
+      <w:r>
+        <w:rPr>
+          <w:b/>
+        </w:rPr>
+        <w:t>output</w:t>
+      </w:r>
+      <w:r>
+        <w:rPr>
+          <w:b w:val="0"/>
+        </w:rPr>
+        <w:t>s and the changed-case explanation.</w:t>
+      </w:r>
+    </w:p>
+    <w:p>
+      <w:pPr>
+        <w:spacing w:line="336" w:lineRule="auto" w:after="180"/>
+      </w:pPr>
+      <w:r>
+        <w:rPr>
+          <w:b w:val="0"/>
+        </w:rPr>
+        <w:t xml:space="preserve">Use actual Python 3 results to check the </w:t>
+      </w:r>
+      <w:r>
+        <w:rPr>
+          <w:b/>
+        </w:rPr>
+        <w:t>prediction</w:t>
+      </w:r>
+      <w:r>
+        <w:rPr>
+          <w:b w:val="0"/>
+        </w:rPr>
+        <w:t xml:space="preserve"> after reasoning first.</w:t>
       </w:r>
     </w:p>
     <w:p>
@@ -906,17 +1465,112 @@
     </w:p>
     <w:p>
       <w:r>
-        <w:t>Project: Python readiness portfolio</w:t>
+        <w:t>Keep this week’s input, deciding step, result and limit together in the Python readiness portfolio record.</w:t>
       </w:r>
     </w:p>
     <w:p>
-      <w:r>
-        <w:t>Current milestone: Python readiness portfolio. Keep runnable code, predictions, actual outputs, one repaired error and an explanation of a function on changed inputs.</w:t>
+      <w:pPr>
+        <w:spacing w:line="336" w:lineRule="auto" w:after="180"/>
+      </w:pPr>
+      <w:r>
+        <w:rPr>
+          <w:b w:val="0"/>
+        </w:rPr>
+        <w:t>Project: Python readiness portfolio</w:t>
       </w:r>
     </w:p>
     <w:p>
-      <w:r>
-        <w:t>For Python readiness before the Responsible Plant Classifier, retain a trace of the values, the predicted outputs and the changed-case explanation. Use actual Python 3 results to check the prediction after reasoning first.</w:t>
+      <w:pPr>
+        <w:spacing w:line="336" w:lineRule="auto" w:after="180"/>
+      </w:pPr>
+      <w:r>
+        <w:rPr>
+          <w:b w:val="0"/>
+        </w:rPr>
+        <w:t xml:space="preserve">Current milestone: Python readiness portfolio. Keep runnable code, </w:t>
+      </w:r>
+      <w:r>
+        <w:rPr>
+          <w:b/>
+        </w:rPr>
+        <w:t>prediction</w:t>
+      </w:r>
+      <w:r>
+        <w:rPr>
+          <w:b w:val="0"/>
+        </w:rPr>
+        <w:t xml:space="preserve">s, actual </w:t>
+      </w:r>
+      <w:r>
+        <w:rPr>
+          <w:b/>
+        </w:rPr>
+        <w:t>output</w:t>
+      </w:r>
+      <w:r>
+        <w:rPr>
+          <w:b w:val="0"/>
+        </w:rPr>
+        <w:t xml:space="preserve">s, one repaired error and an explanation of a function on changed </w:t>
+      </w:r>
+      <w:r>
+        <w:rPr>
+          <w:b/>
+        </w:rPr>
+        <w:t>input</w:t>
+      </w:r>
+      <w:r>
+        <w:rPr>
+          <w:b w:val="0"/>
+        </w:rPr>
+        <w:t>s.</w:t>
+      </w:r>
+    </w:p>
+    <w:p>
+      <w:pPr>
+        <w:spacing w:line="336" w:lineRule="auto" w:after="180"/>
+      </w:pPr>
+      <w:r>
+        <w:rPr>
+          <w:b w:val="0"/>
+        </w:rPr>
+        <w:t xml:space="preserve">For Python readiness before the Responsible Plant Classifier, retain a trace of the </w:t>
+      </w:r>
+      <w:r>
+        <w:rPr>
+          <w:b/>
+        </w:rPr>
+        <w:t>value</w:t>
+      </w:r>
+      <w:r>
+        <w:rPr>
+          <w:b w:val="0"/>
+        </w:rPr>
+        <w:t xml:space="preserve">s, the predicted </w:t>
+      </w:r>
+      <w:r>
+        <w:rPr>
+          <w:b/>
+        </w:rPr>
+        <w:t>output</w:t>
+      </w:r>
+      <w:r>
+        <w:rPr>
+          <w:b w:val="0"/>
+        </w:rPr>
+        <w:t xml:space="preserve">s and the changed-case explanation. Use actual Python 3 results to check the </w:t>
+      </w:r>
+      <w:r>
+        <w:rPr>
+          <w:b/>
+        </w:rPr>
+        <w:t>prediction</w:t>
+      </w:r>
+      <w:r>
+        <w:rPr>
+          <w:b w:val="0"/>
+        </w:rPr>
+        <w:t xml:space="preserve"> after reasoning first.</w:t>
       </w:r>
     </w:p>
     <w:tbl>
@@ -1078,12 +1732,41 @@
     </w:p>
     <w:p>
       <w:r>
-        <w:t>Use this supported practice once, in the browser or on paper. Keep the reserved independent assessment for a separate first attempt before teacher feedback.</w:t>
+        <w:t>Try the supported questions before comparing with hints and feedback. Record what you repaired and the evidence you retained.</w:t>
       </w:r>
     </w:p>
     <w:p>
-      <w:r>
-        <w:t>A number and its printed-looking text. A program stores a numeric badge count and a string that looks like that count.</w:t>
+      <w:pPr>
+        <w:spacing w:line="336" w:lineRule="auto" w:after="180"/>
+      </w:pPr>
+      <w:r>
+        <w:rPr>
+          <w:b w:val="0"/>
+        </w:rPr>
+        <w:t>Use this supported practice once, in the browser or on paper. Keep the reserved independent assessment for a separate first attempt before teacher feedback.</w:t>
+      </w:r>
+    </w:p>
+    <w:p>
+      <w:pPr>
+        <w:spacing w:line="336" w:lineRule="auto" w:after="180"/>
+      </w:pPr>
+      <w:r>
+        <w:rPr>
+          <w:b w:val="0"/>
+        </w:rPr>
+        <w:t xml:space="preserve">A number and its printed-looking text. A program stores a numeric badge count and a </w:t>
+      </w:r>
+      <w:r>
+        <w:rPr>
+          <w:b/>
+        </w:rPr>
+        <w:t>string</w:t>
+      </w:r>
+      <w:r>
+        <w:rPr>
+          <w:b w:val="0"/>
+        </w:rPr>
+        <w:t xml:space="preserve"> that looks like that count.</w:t>
       </w:r>
     </w:p>
     <w:p>
@@ -1095,22 +1778,73 @@
       </w:r>
     </w:p>
     <w:p>
-      <w:r>
-        <w:t>Which labelled step matches this detail? count+tag raises TypeError rather than silently converting tag.</w:t>
+      <w:pPr>
+        <w:spacing w:line="336" w:lineRule="auto" w:after="180"/>
+      </w:pPr>
+      <w:r>
+        <w:rPr>
+          <w:b w:val="0"/>
+        </w:rPr>
+        <w:t xml:space="preserve">Which labelled step matches this detail? count+tag raises </w:t>
+      </w:r>
+      <w:r>
+        <w:rPr>
+          <w:b/>
+        </w:rPr>
+        <w:t>Type</w:t>
+      </w:r>
+      <w:r>
+        <w:rPr>
+          <w:b w:val="0"/>
+        </w:rPr>
+        <w:t>Error rather than silently converting tag.</w:t>
       </w:r>
     </w:p>
     <w:p>
-      <w:r>
+      <w:pPr>
+        <w:spacing w:line="336" w:lineRule="auto" w:after="180"/>
+        <w:shd w:fill="F4F9FC"/>
+      </w:pPr>
+      <w:r>
+        <w:rPr>
+          <w:b w:val="0"/>
+        </w:rPr>
         <w:t>1. Predict a mixed operation</w:t>
       </w:r>
     </w:p>
     <w:p>
-      <w:r>
-        <w:t>2. Inspect types</w:t>
+      <w:pPr>
+        <w:spacing w:line="336" w:lineRule="auto" w:after="180"/>
+        <w:shd w:fill="F4F9FC"/>
+      </w:pPr>
+      <w:r>
+        <w:rPr>
+          <w:b w:val="0"/>
+        </w:rPr>
+        <w:t xml:space="preserve">2. Inspect </w:t>
+      </w:r>
+      <w:r>
+        <w:rPr>
+          <w:b/>
+        </w:rPr>
+        <w:t>type</w:t>
+      </w:r>
+      <w:r>
+        <w:rPr>
+          <w:b w:val="0"/>
+        </w:rPr>
+        <w:t>s</w:t>
       </w:r>
     </w:p>
     <w:p>
-      <w:r>
+      <w:pPr>
+        <w:spacing w:line="336" w:lineRule="auto" w:after="180"/>
+        <w:shd w:fill="F4F9FC"/>
+      </w:pPr>
+      <w:r>
+        <w:rPr>
+          <w:b w:val="0"/>
+        </w:rPr>
         <w:t>3. Apply addition</w:t>
       </w:r>
     </w:p>
@@ -1148,13 +1882,23 @@
       </w:r>
     </w:p>
     <w:p>
-      <w:r>
-        <w:t>Hint if needed: Read the steps in the pictorial case. Match the supplied detail to the stage that performs or records it.</w:t>
+      <w:pPr>
+        <w:pStyle w:val="Heading3"/>
+      </w:pPr>
+      <w:r>
+        <w:t>Hint · try first</w:t>
       </w:r>
     </w:p>
     <w:p>
-      <w:r>
-        <w:t>After your attempt, compare with the supported explanation: Predict a mixed operation count+tag raises TypeError rather than silently converting tag. Values carry types, not merely appearances. The plus operator performs numeric addition for these integers and concatenation for these strings; the mixed operation is invalid here.</w:t>
+      <w:pPr>
+        <w:spacing w:line="336" w:lineRule="auto" w:after="180"/>
+        <w:shd w:fill="F1F6F8"/>
+      </w:pPr>
+      <w:r>
+        <w:rPr>
+          <w:b w:val="0"/>
+        </w:rPr>
+        <w:t>Hint if needed: Read the steps in the pictorial case. Match the supplied detail to the stage that performs or records it.</w:t>
       </w:r>
     </w:p>
     <w:p>
@@ -1162,27 +1906,79 @@
         <w:pStyle w:val="Heading3"/>
       </w:pPr>
       <w:r>
-        <w:t>Practice 2: explain the deciding evidence</w:t>
+        <w:t>Feedback · compare after trying</w:t>
       </w:r>
     </w:p>
     <w:p>
-      <w:r>
-        <w:t>Changed-case practice: Change count to 10, leaving tag unchanged. Which conclusion is supported by the supplied facts?</w:t>
+      <w:pPr>
+        <w:spacing w:line="336" w:lineRule="auto" w:after="180"/>
+        <w:shd w:fill="F1F6FC"/>
+      </w:pPr>
+      <w:r>
+        <w:rPr>
+          <w:b w:val="0"/>
+        </w:rPr>
+        <w:t xml:space="preserve">After your attempt, compare with the supported explanation: Predict a mixed operation count+tag raises </w:t>
+      </w:r>
+      <w:r>
+        <w:rPr>
+          <w:b/>
+        </w:rPr>
+        <w:t>Type</w:t>
+      </w:r>
+      <w:r>
+        <w:rPr>
+          <w:b w:val="0"/>
+        </w:rPr>
+        <w:t xml:space="preserve">Error rather than silently converting tag. </w:t>
+      </w:r>
+      <w:r>
+        <w:rPr>
+          <w:b/>
+        </w:rPr>
+        <w:t>Value</w:t>
+      </w:r>
+      <w:r>
+        <w:rPr>
+          <w:b w:val="0"/>
+        </w:rPr>
+        <w:t xml:space="preserve">s carry </w:t>
+      </w:r>
+      <w:r>
+        <w:rPr>
+          <w:b/>
+        </w:rPr>
+        <w:t>type</w:t>
+      </w:r>
+      <w:r>
+        <w:rPr>
+          <w:b w:val="0"/>
+        </w:rPr>
+        <w:t>s, not merely appearances.</w:t>
       </w:r>
     </w:p>
     <w:p>
-      <w:r>
-        <w:t>1. This one example guarantees correct results for every future input.</w:t>
-      </w:r>
-    </w:p>
-    <w:p>
-      <w:r>
-        <w:t>2. We can decide the result without examining the changed input or the procedure.</w:t>
-      </w:r>
-    </w:p>
-    <w:p>
-      <w:r>
-        <w:t>3. The two valid outputs become 12 and 82.</w:t>
+      <w:pPr>
+        <w:spacing w:line="336" w:lineRule="auto" w:after="180"/>
+        <w:shd w:fill="F1F6FC"/>
+      </w:pPr>
+      <w:r>
+        <w:rPr>
+          <w:b w:val="0"/>
+        </w:rPr>
+        <w:t xml:space="preserve">The plus operator performs numeric addition for these integers and concatenation for these </w:t>
+      </w:r>
+      <w:r>
+        <w:rPr>
+          <w:b/>
+        </w:rPr>
+        <w:t>string</w:t>
+      </w:r>
+      <w:r>
+        <w:rPr>
+          <w:b w:val="0"/>
+        </w:rPr>
+        <w:t>s; the mixed operation is invalid here.</w:t>
       </w:r>
     </w:p>
     <w:p>
@@ -1190,42 +1986,7 @@
         <w:pStyle w:val="Heading3"/>
       </w:pPr>
       <w:r>
-        <w:t>My selected conclusion, deciding fact and explanation</w:t>
-      </w:r>
-    </w:p>
-    <w:p>
-      <w:r>
-        <w:t>________________________________________________________________</w:t>
-      </w:r>
-    </w:p>
-    <w:p>
-      <w:r>
-        <w:t>________________________________________________________________</w:t>
-      </w:r>
-    </w:p>
-    <w:p>
-      <w:r>
-        <w:t>________________________________________________________________</w:t>
-      </w:r>
-    </w:p>
-    <w:p>
-      <w:r>
-        <w:t>________________________________________________________________</w:t>
-      </w:r>
-    </w:p>
-    <w:p>
-      <w:r>
-        <w:t>________________________________________________________________</w:t>
-      </w:r>
-    </w:p>
-    <w:p>
-      <w:r>
-        <w:t>Hint if needed: Use the changed condition and the deciding step in the pictorial trace. The answer must say what follows from those facts.</w:t>
-      </w:r>
-    </w:p>
-    <w:p>
-      <w:r>
-        <w:t>After your attempt, compare with the supported explanation: The two valid outputs become 12 and 82. Only the integer variable changes; the string still contains the character 8.</w:t>
+        <w:t>Practice 2: explain the deciding evidence</w:t>
       </w:r>
     </w:p>
     <w:p>
@@ -1233,12 +1994,91 @@
         <w:pStyle w:val="Heading3"/>
       </w:pPr>
       <w:r>
-        <w:t>Repair a missing building block</w:t>
+        <w:t>Changed case · predict first</w:t>
       </w:r>
     </w:p>
     <w:p>
-      <w:r>
-        <w:t>Review From a paper algorithm to Python (python-bridge/1). Goal: Translate a short paper calculation into a Python script. Short practice: Match each paper quantity to its Python name. Why does the spare count get added once, and what prints when spare is five?. Return to this week and explain what you changed.</w:t>
+      <w:pPr>
+        <w:spacing w:line="336" w:lineRule="auto" w:after="180"/>
+        <w:shd w:fill="F5F1FB"/>
+      </w:pPr>
+      <w:r>
+        <w:rPr>
+          <w:b w:val="0"/>
+        </w:rPr>
+        <w:t>Changed-case practice: Change count to 10, leaving tag unchanged. Which conclusion is supported by the supplied facts?</w:t>
+      </w:r>
+    </w:p>
+    <w:p>
+      <w:pPr>
+        <w:spacing w:line="336" w:lineRule="auto" w:after="180"/>
+        <w:shd w:fill="F4F9FC"/>
+      </w:pPr>
+      <w:r>
+        <w:rPr>
+          <w:b w:val="0"/>
+        </w:rPr>
+        <w:t xml:space="preserve">1. This one example guarantees correct results for every future </w:t>
+      </w:r>
+      <w:r>
+        <w:rPr>
+          <w:b/>
+        </w:rPr>
+        <w:t>input</w:t>
+      </w:r>
+      <w:r>
+        <w:rPr>
+          <w:b w:val="0"/>
+        </w:rPr>
+        <w:t>.</w:t>
+      </w:r>
+    </w:p>
+    <w:p>
+      <w:pPr>
+        <w:spacing w:line="336" w:lineRule="auto" w:after="180"/>
+        <w:shd w:fill="F4F9FC"/>
+      </w:pPr>
+      <w:r>
+        <w:rPr>
+          <w:b w:val="0"/>
+        </w:rPr>
+        <w:t xml:space="preserve">2. We can decide the result without examining the changed </w:t>
+      </w:r>
+      <w:r>
+        <w:rPr>
+          <w:b/>
+        </w:rPr>
+        <w:t>input</w:t>
+      </w:r>
+      <w:r>
+        <w:rPr>
+          <w:b w:val="0"/>
+        </w:rPr>
+        <w:t xml:space="preserve"> or the procedure.</w:t>
+      </w:r>
+    </w:p>
+    <w:p>
+      <w:pPr>
+        <w:spacing w:line="336" w:lineRule="auto" w:after="180"/>
+        <w:shd w:fill="F4F9FC"/>
+      </w:pPr>
+      <w:r>
+        <w:rPr>
+          <w:b w:val="0"/>
+        </w:rPr>
+        <w:t xml:space="preserve">3. The two valid </w:t>
+      </w:r>
+      <w:r>
+        <w:rPr>
+          <w:b/>
+        </w:rPr>
+        <w:t>output</w:t>
+      </w:r>
+      <w:r>
+        <w:rPr>
+          <w:b w:val="0"/>
+        </w:rPr>
+        <w:t>s become 12 and 82.</w:t>
       </w:r>
     </w:p>
     <w:p>
@@ -1246,12 +2086,32 @@
         <w:pStyle w:val="Heading3"/>
       </w:pPr>
       <w:r>
-        <w:t>Predict, run and debug</w:t>
+        <w:t>My selected conclusion, deciding fact and explanation</w:t>
       </w:r>
     </w:p>
     <w:p>
       <w:r>
-        <w:t>The browser lab lets you edit the supported Python examples already included in this lesson. Predict first, run, inspect the actual output or error, change one input, then run again. Keep code, predictions, actual results and a reasoned revision together. On paper, label your result as a trace rather than an execution.</w:t>
+        <w:t>________________________________________________________________</w:t>
+      </w:r>
+    </w:p>
+    <w:p>
+      <w:r>
+        <w:t>________________________________________________________________</w:t>
+      </w:r>
+    </w:p>
+    <w:p>
+      <w:r>
+        <w:t>________________________________________________________________</w:t>
+      </w:r>
+    </w:p>
+    <w:p>
+      <w:r>
+        <w:t>________________________________________________________________</w:t>
+      </w:r>
+    </w:p>
+    <w:p>
+      <w:r>
+        <w:t>________________________________________________________________</w:t>
       </w:r>
     </w:p>
     <w:p>
@@ -1259,12 +2119,19 @@
         <w:pStyle w:val="Heading3"/>
       </w:pPr>
       <w:r>
-        <w:t>Keep your completed work</w:t>
+        <w:t>Hint · try first</w:t>
       </w:r>
     </w:p>
     <w:p>
-      <w:r>
-        <w:t>Use Download completed work in the hosted lesson to export your answers, reflections, practice feedback and code-run evidence. Open the HTML copy to read or print it. Drafts stay in this browser when storage is available; clear drafts on a shared device.</w:t>
+      <w:pPr>
+        <w:spacing w:line="336" w:lineRule="auto" w:after="180"/>
+        <w:shd w:fill="F1F6F8"/>
+      </w:pPr>
+      <w:r>
+        <w:rPr>
+          <w:b w:val="0"/>
+        </w:rPr>
+        <w:t>Hint if needed: Use the changed condition and the deciding step in the pictorial trace. The answer must say what follows from those facts.</w:t>
       </w:r>
     </w:p>
     <w:p>
@@ -1272,12 +2139,1104 @@
         <w:pStyle w:val="Heading3"/>
       </w:pPr>
       <w:r>
-        <w:t>What I repaired, the evidence I kept and the next test</w:t>
+        <w:t>Feedback · compare after trying</w:t>
       </w:r>
     </w:p>
     <w:p>
+      <w:pPr>
+        <w:spacing w:line="336" w:lineRule="auto" w:after="180"/>
+        <w:shd w:fill="F1F6FC"/>
+      </w:pPr>
+      <w:r>
+        <w:rPr>
+          <w:b w:val="0"/>
+        </w:rPr>
+        <w:t xml:space="preserve">After your attempt, compare with the supported explanation: The two valid </w:t>
+      </w:r>
+      <w:r>
+        <w:rPr>
+          <w:b/>
+        </w:rPr>
+        <w:t>output</w:t>
+      </w:r>
+      <w:r>
+        <w:rPr>
+          <w:b w:val="0"/>
+        </w:rPr>
+        <w:t xml:space="preserve">s become 12 and 82. Only the integer </w:t>
+      </w:r>
+      <w:r>
+        <w:rPr>
+          <w:b/>
+        </w:rPr>
+        <w:t>variable</w:t>
+      </w:r>
+      <w:r>
+        <w:rPr>
+          <w:b w:val="0"/>
+        </w:rPr>
+        <w:t xml:space="preserve"> changes; the </w:t>
+      </w:r>
+      <w:r>
+        <w:rPr>
+          <w:b/>
+        </w:rPr>
+        <w:t>string</w:t>
+      </w:r>
+      <w:r>
+        <w:rPr>
+          <w:b w:val="0"/>
+        </w:rPr>
+        <w:t xml:space="preserve"> still contains the character 8.</w:t>
+      </w:r>
+    </w:p>
+    <w:p>
+      <w:pPr>
+        <w:pStyle w:val="Heading3"/>
+      </w:pPr>
+      <w:r>
+        <w:t>Repair a missing building block</w:t>
+      </w:r>
+    </w:p>
+    <w:p>
+      <w:pPr>
+        <w:spacing w:line="336" w:lineRule="auto" w:after="180"/>
+      </w:pPr>
+      <w:r>
+        <w:rPr>
+          <w:b w:val="0"/>
+        </w:rPr>
+        <w:t>Review From a paper algorithm to Python (python-bridge/1). Goal: Translate a short paper calculation into a Python script. Short practice: Match each paper quantity to its Python name.</w:t>
+      </w:r>
+    </w:p>
+    <w:p>
+      <w:pPr>
+        <w:spacing w:line="336" w:lineRule="auto" w:after="180"/>
+      </w:pPr>
+      <w:r>
+        <w:rPr>
+          <w:b w:val="0"/>
+        </w:rPr>
+        <w:t>Why does the spare count get added once, and what prints when spare is five?. Return to this week and explain what you changed.</w:t>
+      </w:r>
+    </w:p>
+    <w:p>
+      <w:pPr>
+        <w:pStyle w:val="Heading3"/>
+      </w:pPr>
+      <w:r>
+        <w:t>Predict, run and debug</w:t>
+      </w:r>
+    </w:p>
+    <w:p>
+      <w:pPr>
+        <w:spacing w:line="336" w:lineRule="auto" w:after="180"/>
+      </w:pPr>
+      <w:r>
+        <w:rPr>
+          <w:b w:val="0"/>
+        </w:rPr>
+        <w:t xml:space="preserve">The browser lab lets you edit the supported Python examples already included in this lesson. Predict first, run, inspect the actual </w:t>
+      </w:r>
+      <w:r>
+        <w:rPr>
+          <w:b/>
+        </w:rPr>
+        <w:t>output</w:t>
+      </w:r>
+      <w:r>
+        <w:rPr>
+          <w:b w:val="0"/>
+        </w:rPr>
+        <w:t xml:space="preserve"> or error, change one </w:t>
+      </w:r>
+      <w:r>
+        <w:rPr>
+          <w:b/>
+        </w:rPr>
+        <w:t>input</w:t>
+      </w:r>
+      <w:r>
+        <w:rPr>
+          <w:b w:val="0"/>
+        </w:rPr>
+        <w:t>, then run again.</w:t>
+      </w:r>
+    </w:p>
+    <w:p>
+      <w:pPr>
+        <w:spacing w:line="336" w:lineRule="auto" w:after="180"/>
+      </w:pPr>
+      <w:r>
+        <w:rPr>
+          <w:b w:val="0"/>
+        </w:rPr>
+        <w:t xml:space="preserve">Keep code, </w:t>
+      </w:r>
+      <w:r>
+        <w:rPr>
+          <w:b/>
+        </w:rPr>
+        <w:t>prediction</w:t>
+      </w:r>
+      <w:r>
+        <w:rPr>
+          <w:b w:val="0"/>
+        </w:rPr>
+        <w:t>s, actual results and a reasoned revision together. On paper, label your result as a trace rather than an execution.</w:t>
+      </w:r>
+    </w:p>
+    <w:p>
+      <w:pPr>
+        <w:pStyle w:val="Heading3"/>
+      </w:pPr>
+      <w:r>
+        <w:t>Keep your completed work</w:t>
+      </w:r>
+    </w:p>
+    <w:p>
+      <w:pPr>
+        <w:spacing w:line="336" w:lineRule="auto" w:after="180"/>
+      </w:pPr>
+      <w:r>
+        <w:rPr>
+          <w:b w:val="0"/>
+        </w:rPr>
+        <w:t xml:space="preserve">Use Download completed work in the hosted lesson to export your answers, reflections, practice feedback and code-run </w:t>
+      </w:r>
+      <w:r>
+        <w:rPr>
+          <w:b/>
+        </w:rPr>
+        <w:t>evidence</w:t>
+      </w:r>
+      <w:r>
+        <w:rPr>
+          <w:b w:val="0"/>
+        </w:rPr>
+        <w:t>. Open the HTML copy to read or print it.</w:t>
+      </w:r>
+    </w:p>
+    <w:p>
+      <w:pPr>
+        <w:spacing w:line="336" w:lineRule="auto" w:after="180"/>
+      </w:pPr>
+      <w:r>
+        <w:rPr>
+          <w:b w:val="0"/>
+        </w:rPr>
+        <w:t>Drafts stay in this browser when storage is available; clear drafts on a shared device.</w:t>
+      </w:r>
+    </w:p>
+    <w:p>
+      <w:pPr>
+        <w:pStyle w:val="Heading3"/>
+      </w:pPr>
+      <w:r>
+        <w:t>What I repaired, the evidence I kept and the next test</w:t>
+      </w:r>
+    </w:p>
+    <w:p>
       <w:r>
         <w:t>________________________________________________________________</w:t>
+      </w:r>
+    </w:p>
+    <w:p>
+      <w:r>
+        <w:t>________________________________________________________________</w:t>
+      </w:r>
+    </w:p>
+    <w:p>
+      <w:r>
+        <w:t>________________________________________________________________</w:t>
+      </w:r>
+    </w:p>
+    <w:p>
+      <w:r>
+        <w:t>________________________________________________________________</w:t>
+      </w:r>
+    </w:p>
+    <w:p>
+      <w:r>
+        <w:t>________________________________________________________________</w:t>
+      </w:r>
+    </w:p>
+    <w:p>
+      <w:pPr>
+        <w:pStyle w:val="Heading1"/>
+      </w:pPr>
+      <w:r>
+        <w:t>15. Visual concept journey</w:t>
+      </w:r>
+    </w:p>
+    <w:p>
+      <w:r>
+        <w:t>Explain each Values variables and types picture from its labels, then record a relevant limit.</w:t>
+      </w:r>
+    </w:p>
+    <w:p>
+      <w:pPr>
+        <w:pStyle w:val="Heading3"/>
+      </w:pPr>
+      <w:r>
+        <w:t>01. Values variables and types: the case</w:t>
+      </w:r>
+    </w:p>
+    <w:p>
+      <w:r>
+        <w:drawing>
+          <wp:inline xmlns:a="http://schemas.openxmlformats.org/drawingml/2006/main" xmlns:pic="http://schemas.openxmlformats.org/drawingml/2006/picture">
+            <wp:extent cx="5486400" cy="2834640"/>
+            <wp:docPr id="2" name="Picture 2" descr="A number and its printed-looking text. A program stores a numeric badge count and a string that looks like that count. Supplied facts: Python 3: count=8; tag=&quot;8&quot;; print(count+2); print(tag+&quot;2&quot;)."/>
+            <wp:cNvGraphicFramePr>
+              <a:graphicFrameLocks noChangeAspect="1"/>
+            </wp:cNvGraphicFramePr>
+            <a:graphic>
+              <a:graphicData uri="http://schemas.openxmlformats.org/drawingml/2006/picture">
+                <pic:pic>
+                  <pic:nvPicPr>
+                    <pic:cNvPr id="0" name="academy-story-python-bridge-2-01.png"/>
+                    <pic:cNvPicPr/>
+                  </pic:nvPicPr>
+                  <pic:blipFill>
+                    <a:blip r:embed="rId10"/>
+                    <a:stretch>
+                      <a:fillRect/>
+                    </a:stretch>
+                  </pic:blipFill>
+                  <pic:spPr>
+                    <a:xfrm>
+                      <a:off x="0" y="0"/>
+                      <a:ext cx="5486400" cy="2834640"/>
+                    </a:xfrm>
+                    <a:prstGeom prst="rect"/>
+                  </pic:spPr>
+                </pic:pic>
+              </a:graphicData>
+            </a:graphic>
+          </wp:inline>
+        </w:drawing>
+      </w:r>
+    </w:p>
+    <w:p>
+      <w:pPr>
+        <w:spacing w:line="336" w:lineRule="auto" w:after="180"/>
+      </w:pPr>
+      <w:r>
+        <w:rPr>
+          <w:b w:val="0"/>
+        </w:rPr>
+        <w:t xml:space="preserve">A number and its printed-looking text. A program stores a numeric badge count and a </w:t>
+      </w:r>
+      <w:r>
+        <w:rPr>
+          <w:b/>
+        </w:rPr>
+        <w:t>string</w:t>
+      </w:r>
+      <w:r>
+        <w:rPr>
+          <w:b w:val="0"/>
+        </w:rPr>
+        <w:t xml:space="preserve"> that looks like that count. Supplied facts: Python 3: count=8; tag="8"; print(count+2); print(tag+"2").</w:t>
+      </w:r>
+    </w:p>
+    <w:p>
+      <w:pPr>
+        <w:spacing w:line="336" w:lineRule="auto" w:after="180"/>
+        <w:shd w:fill="F5F1FB"/>
+      </w:pPr>
+      <w:r>
+        <w:rPr>
+          <w:b w:val="0"/>
+        </w:rPr>
+        <w:t>Point to the given fact that matters most. Explain why it matters.</w:t>
+      </w:r>
+    </w:p>
+    <w:p>
+      <w:pPr>
+        <w:pStyle w:val="Heading3"/>
+      </w:pPr>
+      <w:r>
+        <w:t>My picture explanation, deciding evidence and one limit</w:t>
+      </w:r>
+    </w:p>
+    <w:p>
+      <w:r>
+        <w:t>________________________________________________________________</w:t>
+      </w:r>
+    </w:p>
+    <w:p>
+      <w:r>
+        <w:t>________________________________________________________________</w:t>
+      </w:r>
+    </w:p>
+    <w:p>
+      <w:r>
+        <w:t>________________________________________________________________</w:t>
+      </w:r>
+    </w:p>
+    <w:p>
+      <w:r>
+        <w:t>________________________________________________________________</w:t>
+      </w:r>
+    </w:p>
+    <w:p>
+      <w:pPr>
+        <w:pStyle w:val="Heading3"/>
+      </w:pPr>
+      <w:r>
+        <w:t>02. Follow the deciding steps</w:t>
+      </w:r>
+    </w:p>
+    <w:p>
+      <w:r>
+        <w:drawing>
+          <wp:inline xmlns:a="http://schemas.openxmlformats.org/drawingml/2006/main" xmlns:pic="http://schemas.openxmlformats.org/drawingml/2006/picture">
+            <wp:extent cx="5486400" cy="3182112"/>
+            <wp:docPr id="3" name="Picture 3" descr="Inspect types: count is an integer; tag is a string. → Apply addition: Integer addition gives 10; string concatenation gives the text 82. → Predict a mixed operation: count+tag raises TypeError rather than silently converting tag."/>
+            <wp:cNvGraphicFramePr>
+              <a:graphicFrameLocks noChangeAspect="1"/>
+            </wp:cNvGraphicFramePr>
+            <a:graphic>
+              <a:graphicData uri="http://schemas.openxmlformats.org/drawingml/2006/picture">
+                <pic:pic>
+                  <pic:nvPicPr>
+                    <pic:cNvPr id="0" name="academy-story-python-bridge-2-02.png"/>
+                    <pic:cNvPicPr/>
+                  </pic:nvPicPr>
+                  <pic:blipFill>
+                    <a:blip r:embed="rId11"/>
+                    <a:stretch>
+                      <a:fillRect/>
+                    </a:stretch>
+                  </pic:blipFill>
+                  <pic:spPr>
+                    <a:xfrm>
+                      <a:off x="0" y="0"/>
+                      <a:ext cx="5486400" cy="3182112"/>
+                    </a:xfrm>
+                    <a:prstGeom prst="rect"/>
+                  </pic:spPr>
+                </pic:pic>
+              </a:graphicData>
+            </a:graphic>
+          </wp:inline>
+        </w:drawing>
+      </w:r>
+    </w:p>
+    <w:p>
+      <w:pPr>
+        <w:spacing w:line="336" w:lineRule="auto" w:after="180"/>
+      </w:pPr>
+      <w:r>
+        <w:rPr>
+          <w:b w:val="0"/>
+        </w:rPr>
+        <w:t xml:space="preserve">Inspect </w:t>
+      </w:r>
+      <w:r>
+        <w:rPr>
+          <w:b/>
+        </w:rPr>
+        <w:t>type</w:t>
+      </w:r>
+      <w:r>
+        <w:rPr>
+          <w:b w:val="0"/>
+        </w:rPr>
+        <w:t xml:space="preserve">s: count is an integer; tag is a </w:t>
+      </w:r>
+      <w:r>
+        <w:rPr>
+          <w:b/>
+        </w:rPr>
+        <w:t>string</w:t>
+      </w:r>
+      <w:r>
+        <w:rPr>
+          <w:b w:val="0"/>
+        </w:rPr>
+        <w:t xml:space="preserve">. → Apply addition: Integer addition gives 10; </w:t>
+      </w:r>
+      <w:r>
+        <w:rPr>
+          <w:b/>
+        </w:rPr>
+        <w:t>string</w:t>
+      </w:r>
+      <w:r>
+        <w:rPr>
+          <w:b w:val="0"/>
+        </w:rPr>
+        <w:t xml:space="preserve"> concatenation gives the text 82. → Predict a mixed operation: count+tag raises </w:t>
+      </w:r>
+      <w:r>
+        <w:rPr>
+          <w:b/>
+        </w:rPr>
+        <w:t>Type</w:t>
+      </w:r>
+      <w:r>
+        <w:rPr>
+          <w:b w:val="0"/>
+        </w:rPr>
+        <w:t>Error rather than silently converting tag.</w:t>
+      </w:r>
+    </w:p>
+    <w:p>
+      <w:pPr>
+        <w:spacing w:line="336" w:lineRule="auto" w:after="180"/>
+        <w:shd w:fill="F5F1FB"/>
+      </w:pPr>
+      <w:r>
+        <w:rPr>
+          <w:b w:val="0"/>
+        </w:rPr>
+        <w:t xml:space="preserve">Point to each numbered stage and explain which recorded </w:t>
+      </w:r>
+      <w:r>
+        <w:rPr>
+          <w:b/>
+        </w:rPr>
+        <w:t>input</w:t>
+      </w:r>
+      <w:r>
+        <w:rPr>
+          <w:b w:val="0"/>
+        </w:rPr>
+        <w:t xml:space="preserve"> it uses.</w:t>
+      </w:r>
+    </w:p>
+    <w:p>
+      <w:pPr>
+        <w:pStyle w:val="Heading3"/>
+      </w:pPr>
+      <w:r>
+        <w:t>My picture explanation, deciding evidence and one limit</w:t>
+      </w:r>
+    </w:p>
+    <w:p>
+      <w:r>
+        <w:t>________________________________________________________________</w:t>
+      </w:r>
+    </w:p>
+    <w:p>
+      <w:r>
+        <w:t>________________________________________________________________</w:t>
+      </w:r>
+    </w:p>
+    <w:p>
+      <w:r>
+        <w:t>________________________________________________________________</w:t>
+      </w:r>
+    </w:p>
+    <w:p>
+      <w:r>
+        <w:t>________________________________________________________________</w:t>
+      </w:r>
+    </w:p>
+    <w:p>
+      <w:pPr>
+        <w:pStyle w:val="Heading3"/>
+      </w:pPr>
+      <w:r>
+        <w:t>03. A saved value is not a live link</w:t>
+      </w:r>
+    </w:p>
+    <w:p>
+      <w:r>
+        <w:drawing>
+          <wp:inline xmlns:a="http://schemas.openxmlformats.org/drawingml/2006/main" xmlns:pic="http://schemas.openxmlformats.org/drawingml/2006/picture">
+            <wp:extent cx="5486400" cy="2834640"/>
+            <wp:docPr id="4" name="Picture 4" descr="A saved value is not a live link. count = 8 | 8 | Not assigned. saved = count | 8 | 8. count = count + 2 | 10 | 8"/>
+            <wp:cNvGraphicFramePr>
+              <a:graphicFrameLocks noChangeAspect="1"/>
+            </wp:cNvGraphicFramePr>
+            <a:graphic>
+              <a:graphicData uri="http://schemas.openxmlformats.org/drawingml/2006/picture">
+                <pic:pic>
+                  <pic:nvPicPr>
+                    <pic:cNvPr id="0" name="academy-story-python-bridge-2-03.png"/>
+                    <pic:cNvPicPr/>
+                  </pic:nvPicPr>
+                  <pic:blipFill>
+                    <a:blip r:embed="rId12"/>
+                    <a:stretch>
+                      <a:fillRect/>
+                    </a:stretch>
+                  </pic:blipFill>
+                  <pic:spPr>
+                    <a:xfrm>
+                      <a:off x="0" y="0"/>
+                      <a:ext cx="5486400" cy="2834640"/>
+                    </a:xfrm>
+                    <a:prstGeom prst="rect"/>
+                  </pic:spPr>
+                </pic:pic>
+              </a:graphicData>
+            </a:graphic>
+          </wp:inline>
+        </w:drawing>
+      </w:r>
+    </w:p>
+    <w:p>
+      <w:pPr>
+        <w:spacing w:line="336" w:lineRule="auto" w:after="180"/>
+      </w:pPr>
+      <w:r>
+        <w:rPr>
+          <w:b w:val="0"/>
+        </w:rPr>
+        <w:t xml:space="preserve">A saved </w:t>
+      </w:r>
+      <w:r>
+        <w:rPr>
+          <w:b/>
+        </w:rPr>
+        <w:t>value</w:t>
+      </w:r>
+      <w:r>
+        <w:rPr>
+          <w:b w:val="0"/>
+        </w:rPr>
+        <w:t xml:space="preserve"> is not a live link. count = 8 | 8 | Not assigned. saved = count | 8 | 8. count = count + 2 | 10 | 8</w:t>
+      </w:r>
+    </w:p>
+    <w:p>
+      <w:pPr>
+        <w:spacing w:line="336" w:lineRule="auto" w:after="180"/>
+        <w:shd w:fill="F5F1FB"/>
+      </w:pPr>
+      <w:r>
+        <w:rPr>
+          <w:b w:val="0"/>
+        </w:rPr>
+        <w:t xml:space="preserve">Read the labels and </w:t>
+      </w:r>
+      <w:r>
+        <w:rPr>
+          <w:b/>
+        </w:rPr>
+        <w:t>value</w:t>
+      </w:r>
+      <w:r>
+        <w:rPr>
+          <w:b w:val="0"/>
+        </w:rPr>
+        <w:t>s. Explain the relationship the model shows.</w:t>
+      </w:r>
+    </w:p>
+    <w:p>
+      <w:pPr>
+        <w:pStyle w:val="Heading3"/>
+      </w:pPr>
+      <w:r>
+        <w:t>My picture explanation, deciding evidence and one limit</w:t>
+      </w:r>
+    </w:p>
+    <w:p>
+      <w:r>
+        <w:t>________________________________________________________________</w:t>
+      </w:r>
+    </w:p>
+    <w:p>
+      <w:r>
+        <w:t>________________________________________________________________</w:t>
+      </w:r>
+    </w:p>
+    <w:p>
+      <w:r>
+        <w:t>________________________________________________________________</w:t>
+      </w:r>
+    </w:p>
+    <w:p>
+      <w:r>
+        <w:t>________________________________________________________________</w:t>
+      </w:r>
+    </w:p>
+    <w:p>
+      <w:pPr>
+        <w:pStyle w:val="Heading3"/>
+      </w:pPr>
+      <w:r>
+        <w:t>04. Change one thing. Trace what follows.</w:t>
+      </w:r>
+    </w:p>
+    <w:p>
+      <w:r>
+        <w:drawing>
+          <wp:inline xmlns:a="http://schemas.openxmlformats.org/drawingml/2006/main" xmlns:pic="http://schemas.openxmlformats.org/drawingml/2006/picture">
+            <wp:extent cx="5486400" cy="3026664"/>
+            <wp:docPr id="5" name="Picture 5" descr="Original case: count+tag raises TypeError rather than silently converting tag. Changed condition: Change count to 10, leaving tag unchanged. Expected result: The two valid outputs become 12 and 82. Reason: Only the integer variable changes; the string still contains the character 8."/>
+            <wp:cNvGraphicFramePr>
+              <a:graphicFrameLocks noChangeAspect="1"/>
+            </wp:cNvGraphicFramePr>
+            <a:graphic>
+              <a:graphicData uri="http://schemas.openxmlformats.org/drawingml/2006/picture">
+                <pic:pic>
+                  <pic:nvPicPr>
+                    <pic:cNvPr id="0" name="academy-story-python-bridge-2-04.png"/>
+                    <pic:cNvPicPr/>
+                  </pic:nvPicPr>
+                  <pic:blipFill>
+                    <a:blip r:embed="rId13"/>
+                    <a:stretch>
+                      <a:fillRect/>
+                    </a:stretch>
+                  </pic:blipFill>
+                  <pic:spPr>
+                    <a:xfrm>
+                      <a:off x="0" y="0"/>
+                      <a:ext cx="5486400" cy="3026664"/>
+                    </a:xfrm>
+                    <a:prstGeom prst="rect"/>
+                  </pic:spPr>
+                </pic:pic>
+              </a:graphicData>
+            </a:graphic>
+          </wp:inline>
+        </w:drawing>
+      </w:r>
+    </w:p>
+    <w:p>
+      <w:pPr>
+        <w:spacing w:line="336" w:lineRule="auto" w:after="180"/>
+      </w:pPr>
+      <w:r>
+        <w:rPr>
+          <w:b w:val="0"/>
+        </w:rPr>
+        <w:t xml:space="preserve">Original case: count+tag raises </w:t>
+      </w:r>
+      <w:r>
+        <w:rPr>
+          <w:b/>
+        </w:rPr>
+        <w:t>Type</w:t>
+      </w:r>
+      <w:r>
+        <w:rPr>
+          <w:b w:val="0"/>
+        </w:rPr>
+        <w:t xml:space="preserve">Error rather than silently converting tag. Changed condition: Change count to 10, leaving tag unchanged. Expected result: The two valid </w:t>
+      </w:r>
+      <w:r>
+        <w:rPr>
+          <w:b/>
+        </w:rPr>
+        <w:t>output</w:t>
+      </w:r>
+      <w:r>
+        <w:rPr>
+          <w:b w:val="0"/>
+        </w:rPr>
+        <w:t>s become 12 and 82.</w:t>
+      </w:r>
+    </w:p>
+    <w:p>
+      <w:pPr>
+        <w:spacing w:line="336" w:lineRule="auto" w:after="180"/>
+      </w:pPr>
+      <w:r>
+        <w:rPr>
+          <w:b w:val="0"/>
+        </w:rPr>
+        <w:t xml:space="preserve">Reason: Only the integer </w:t>
+      </w:r>
+      <w:r>
+        <w:rPr>
+          <w:b/>
+        </w:rPr>
+        <w:t>variable</w:t>
+      </w:r>
+      <w:r>
+        <w:rPr>
+          <w:b w:val="0"/>
+        </w:rPr>
+        <w:t xml:space="preserve"> changes; the </w:t>
+      </w:r>
+      <w:r>
+        <w:rPr>
+          <w:b/>
+        </w:rPr>
+        <w:t>string</w:t>
+      </w:r>
+      <w:r>
+        <w:rPr>
+          <w:b w:val="0"/>
+        </w:rPr>
+        <w:t xml:space="preserve"> still contains the character 8.</w:t>
+      </w:r>
+    </w:p>
+    <w:p>
+      <w:pPr>
+        <w:spacing w:line="336" w:lineRule="auto" w:after="180"/>
+        <w:shd w:fill="F5F1FB"/>
+      </w:pPr>
+      <w:r>
+        <w:rPr>
+          <w:b w:val="0"/>
+        </w:rPr>
+        <w:t>Predict before checking the worked changed-case result. Name what changed and what the supplied facts allow you to conclude.</w:t>
+      </w:r>
+    </w:p>
+    <w:p>
+      <w:pPr>
+        <w:pStyle w:val="Heading3"/>
+      </w:pPr>
+      <w:r>
+        <w:t>My picture explanation, deciding evidence and one limit</w:t>
+      </w:r>
+    </w:p>
+    <w:p>
+      <w:r>
+        <w:t>________________________________________________________________</w:t>
+      </w:r>
+    </w:p>
+    <w:p>
+      <w:r>
+        <w:t>________________________________________________________________</w:t>
+      </w:r>
+    </w:p>
+    <w:p>
+      <w:r>
+        <w:t>________________________________________________________________</w:t>
+      </w:r>
+    </w:p>
+    <w:p>
+      <w:r>
+        <w:t>________________________________________________________________</w:t>
+      </w:r>
+    </w:p>
+    <w:p>
+      <w:pPr>
+        <w:pStyle w:val="Heading3"/>
+      </w:pPr>
+      <w:r>
+        <w:t>05. Connect the explanation to its limit</w:t>
+      </w:r>
+    </w:p>
+    <w:p>
+      <w:r>
+        <w:drawing>
+          <wp:inline xmlns:a="http://schemas.openxmlformats.org/drawingml/2006/main" xmlns:pic="http://schemas.openxmlformats.org/drawingml/2006/picture">
+            <wp:extent cx="5486400" cy="2834640"/>
+            <wp:docPr id="6" name="Picture 6" descr="Values carry types, not merely appearances. The plus operator performs numeric addition for these integers and concatenation for these strings; the mixed operation is invalid here. Limit: These examples use built-in integers and strings; operator behaviour depends on types and is not proof of general model reasoning."/>
+            <wp:cNvGraphicFramePr>
+              <a:graphicFrameLocks noChangeAspect="1"/>
+            </wp:cNvGraphicFramePr>
+            <a:graphic>
+              <a:graphicData uri="http://schemas.openxmlformats.org/drawingml/2006/picture">
+                <pic:pic>
+                  <pic:nvPicPr>
+                    <pic:cNvPr id="0" name="academy-story-python-bridge-2-05.png"/>
+                    <pic:cNvPicPr/>
+                  </pic:nvPicPr>
+                  <pic:blipFill>
+                    <a:blip r:embed="rId14"/>
+                    <a:stretch>
+                      <a:fillRect/>
+                    </a:stretch>
+                  </pic:blipFill>
+                  <pic:spPr>
+                    <a:xfrm>
+                      <a:off x="0" y="0"/>
+                      <a:ext cx="5486400" cy="2834640"/>
+                    </a:xfrm>
+                    <a:prstGeom prst="rect"/>
+                  </pic:spPr>
+                </pic:pic>
+              </a:graphicData>
+            </a:graphic>
+          </wp:inline>
+        </w:drawing>
+      </w:r>
+    </w:p>
+    <w:p>
+      <w:pPr>
+        <w:spacing w:line="336" w:lineRule="auto" w:after="180"/>
+      </w:pPr>
+      <w:r>
+        <w:rPr>
+          <w:b/>
+        </w:rPr>
+        <w:t>Value</w:t>
+      </w:r>
+      <w:r>
+        <w:rPr>
+          <w:b w:val="0"/>
+        </w:rPr>
+        <w:t xml:space="preserve">s carry </w:t>
+      </w:r>
+      <w:r>
+        <w:rPr>
+          <w:b/>
+        </w:rPr>
+        <w:t>type</w:t>
+      </w:r>
+      <w:r>
+        <w:rPr>
+          <w:b w:val="0"/>
+        </w:rPr>
+        <w:t xml:space="preserve">s, not merely appearances. The plus operator performs numeric addition for these integers and concatenation for these </w:t>
+      </w:r>
+      <w:r>
+        <w:rPr>
+          <w:b/>
+        </w:rPr>
+        <w:t>string</w:t>
+      </w:r>
+      <w:r>
+        <w:rPr>
+          <w:b w:val="0"/>
+        </w:rPr>
+        <w:t>s; the mixed operation is invalid here.</w:t>
+      </w:r>
+    </w:p>
+    <w:p>
+      <w:pPr>
+        <w:spacing w:line="336" w:lineRule="auto" w:after="180"/>
+      </w:pPr>
+      <w:r>
+        <w:rPr>
+          <w:b w:val="0"/>
+        </w:rPr>
+        <w:t xml:space="preserve">Limit: These examples use built-in integers and </w:t>
+      </w:r>
+      <w:r>
+        <w:rPr>
+          <w:b/>
+        </w:rPr>
+        <w:t>string</w:t>
+      </w:r>
+      <w:r>
+        <w:rPr>
+          <w:b w:val="0"/>
+        </w:rPr>
+        <w:t xml:space="preserve">s; operator behaviour depends on </w:t>
+      </w:r>
+      <w:r>
+        <w:rPr>
+          <w:b/>
+        </w:rPr>
+        <w:t>type</w:t>
+      </w:r>
+      <w:r>
+        <w:rPr>
+          <w:b w:val="0"/>
+        </w:rPr>
+        <w:t>s and is not proof of general model reasoning.</w:t>
+      </w:r>
+    </w:p>
+    <w:p>
+      <w:pPr>
+        <w:spacing w:line="336" w:lineRule="auto" w:after="180"/>
+        <w:shd w:fill="F5F1FB"/>
+      </w:pPr>
+      <w:r>
+        <w:rPr>
+          <w:b w:val="0"/>
+        </w:rPr>
+        <w:t>Explain the case, then point to a limit on the claim.</w:t>
+      </w:r>
+    </w:p>
+    <w:p>
+      <w:pPr>
+        <w:pStyle w:val="Heading3"/>
+      </w:pPr>
+      <w:r>
+        <w:t>My picture explanation, deciding evidence and one limit</w:t>
+      </w:r>
+    </w:p>
+    <w:p>
+      <w:r>
+        <w:t>________________________________________________________________</w:t>
+      </w:r>
+    </w:p>
+    <w:p>
+      <w:r>
+        <w:t>________________________________________________________________</w:t>
+      </w:r>
+    </w:p>
+    <w:p>
+      <w:r>
+        <w:t>________________________________________________________________</w:t>
+      </w:r>
+    </w:p>
+    <w:p>
+      <w:r>
+        <w:t>________________________________________________________________</w:t>
+      </w:r>
+    </w:p>
+    <w:p>
+      <w:pPr>
+        <w:pStyle w:val="Heading3"/>
+      </w:pPr>
+      <w:r>
+        <w:t>06. Make the idea visible in your project</w:t>
+      </w:r>
+    </w:p>
+    <w:p>
+      <w:r>
+        <w:drawing>
+          <wp:inline xmlns:a="http://schemas.openxmlformats.org/drawingml/2006/main" xmlns:pic="http://schemas.openxmlformats.org/drawingml/2006/picture">
+            <wp:extent cx="5486400" cy="3681984"/>
+            <wp:docPr id="7" name="Picture 7" descr="For Python readiness before the Responsible Plant Classifier, retain a trace of the values, the predicted outputs and the changed-case explanation. Use actual Python 3 results to check the prediction after reasoning first. Draw your input, deciding step, result and limit. Supported question: Predict both print outputs and explain why they differ. Does count+tag work, and what happens to each valid output after count becomes ten?"/>
+            <wp:cNvGraphicFramePr>
+              <a:graphicFrameLocks noChangeAspect="1"/>
+            </wp:cNvGraphicFramePr>
+            <a:graphic>
+              <a:graphicData uri="http://schemas.openxmlformats.org/drawingml/2006/picture">
+                <pic:pic>
+                  <pic:nvPicPr>
+                    <pic:cNvPr id="0" name="academy-story-python-bridge-2-06.png"/>
+                    <pic:cNvPicPr/>
+                  </pic:nvPicPr>
+                  <pic:blipFill>
+                    <a:blip r:embed="rId15"/>
+                    <a:stretch>
+                      <a:fillRect/>
+                    </a:stretch>
+                  </pic:blipFill>
+                  <pic:spPr>
+                    <a:xfrm>
+                      <a:off x="0" y="0"/>
+                      <a:ext cx="5486400" cy="3681984"/>
+                    </a:xfrm>
+                    <a:prstGeom prst="rect"/>
+                  </pic:spPr>
+                </pic:pic>
+              </a:graphicData>
+            </a:graphic>
+          </wp:inline>
+        </w:drawing>
+      </w:r>
+    </w:p>
+    <w:p>
+      <w:pPr>
+        <w:spacing w:line="336" w:lineRule="auto" w:after="180"/>
+      </w:pPr>
+      <w:r>
+        <w:rPr>
+          <w:b w:val="0"/>
+        </w:rPr>
+        <w:t xml:space="preserve">For Python readiness before the Responsible Plant Classifier, retain a trace of the </w:t>
+      </w:r>
+      <w:r>
+        <w:rPr>
+          <w:b/>
+        </w:rPr>
+        <w:t>value</w:t>
+      </w:r>
+      <w:r>
+        <w:rPr>
+          <w:b w:val="0"/>
+        </w:rPr>
+        <w:t xml:space="preserve">s, the predicted </w:t>
+      </w:r>
+      <w:r>
+        <w:rPr>
+          <w:b/>
+        </w:rPr>
+        <w:t>output</w:t>
+      </w:r>
+      <w:r>
+        <w:rPr>
+          <w:b w:val="0"/>
+        </w:rPr>
+        <w:t xml:space="preserve">s and the changed-case explanation. Use actual Python 3 results to check the </w:t>
+      </w:r>
+      <w:r>
+        <w:rPr>
+          <w:b/>
+        </w:rPr>
+        <w:t>prediction</w:t>
+      </w:r>
+      <w:r>
+        <w:rPr>
+          <w:b w:val="0"/>
+        </w:rPr>
+        <w:t xml:space="preserve"> after reasoning first.</w:t>
+      </w:r>
+    </w:p>
+    <w:p>
+      <w:pPr>
+        <w:spacing w:line="336" w:lineRule="auto" w:after="180"/>
+      </w:pPr>
+      <w:r>
+        <w:rPr>
+          <w:b w:val="0"/>
+        </w:rPr>
+        <w:t xml:space="preserve">Draw your </w:t>
+      </w:r>
+      <w:r>
+        <w:rPr>
+          <w:b/>
+        </w:rPr>
+        <w:t>input</w:t>
+      </w:r>
+      <w:r>
+        <w:rPr>
+          <w:b w:val="0"/>
+        </w:rPr>
+        <w:t xml:space="preserve">, deciding step, result and limit. Supported question: Predict both print </w:t>
+      </w:r>
+      <w:r>
+        <w:rPr>
+          <w:b/>
+        </w:rPr>
+        <w:t>output</w:t>
+      </w:r>
+      <w:r>
+        <w:rPr>
+          <w:b w:val="0"/>
+        </w:rPr>
+        <w:t xml:space="preserve">s and explain why they differ. Does count+tag work, and what happens to each valid </w:t>
+      </w:r>
+      <w:r>
+        <w:rPr>
+          <w:b/>
+        </w:rPr>
+        <w:t>output</w:t>
+      </w:r>
+      <w:r>
+        <w:rPr>
+          <w:b w:val="0"/>
+        </w:rPr>
+        <w:t xml:space="preserve"> after count becomes ten?</w:t>
+      </w:r>
+    </w:p>
+    <w:p>
+      <w:pPr>
+        <w:spacing w:line="336" w:lineRule="auto" w:after="180"/>
+        <w:shd w:fill="F5F1FB"/>
+      </w:pPr>
+      <w:r>
+        <w:rPr>
+          <w:b w:val="0"/>
+        </w:rPr>
+        <w:t xml:space="preserve">Draw your project trace and justify the deciding step using </w:t>
+      </w:r>
+      <w:r>
+        <w:rPr>
+          <w:b/>
+        </w:rPr>
+        <w:t>evidence</w:t>
+      </w:r>
+      <w:r>
+        <w:rPr>
+          <w:b w:val="0"/>
+        </w:rPr>
+        <w:t>.</w:t>
+      </w:r>
+    </w:p>
+    <w:p>
+      <w:pPr>
+        <w:pStyle w:val="Heading3"/>
+      </w:pPr>
+      <w:r>
+        <w:t>My picture explanation, deciding evidence and one limit</w:t>
       </w:r>
     </w:p>
     <w:p>

--- a/downloads/workbook/bridge-week-02.docx
+++ b/downloads/workbook/bridge-week-02.docx
@@ -565,6 +565,26 @@
     <w:p>
       <w:r>
         <w:t>Trace a saved value. Apply the supplied Values variables and types facts and keep your reasoning.</w:t>
+      </w:r>
+    </w:p>
+    <w:p>
+      <w:pPr>
+        <w:pStyle w:val="Heading3"/>
+      </w:pPr>
+      <w:r>
+        <w:t>Where to find the supplied example</w:t>
+      </w:r>
+    </w:p>
+    <w:p>
+      <w:pPr>
+        <w:spacing w:line="336" w:lineRule="auto" w:after="180"/>
+        <w:shd w:fill="F1F6F8"/>
+      </w:pPr>
+      <w:r>
+        <w:rPr>
+          <w:b w:val="0"/>
+        </w:rPr>
+        <w:t>Reference for this exercise: open this week’s student lesson, “Values variables and types”, at “See how it works” and “Follow a worked example”. Use the original worked values or code named in the question; the later pictorial case is a separate example. Keep this reference beside your workbook while practising.</w:t>
       </w:r>
     </w:p>
     <w:p>

--- a/downloads/workbook/bridge-week-02.docx
+++ b/downloads/workbook/bridge-week-02.docx
@@ -25,237 +25,80 @@
         <w:pStyle w:val="Heading1"/>
       </w:pPr>
       <w:r>
-        <w:t>01. Recall and choose your starting point</w:t>
+        <w:t>One connected types-and-variables record.</w:t>
       </w:r>
     </w:p>
     <w:p>
       <w:r>
-        <w:t>Record your starting explanation for Values variables and types before opening notes. Show any later correction separately.</w:t>
+        <w:t>Explain values, trace a saved snapshot, diagnose operation errors and state a data-meaning limit.</w:t>
       </w:r>
     </w:p>
     <w:p>
-      <w:pPr>
-        <w:spacing w:line="336" w:lineRule="auto" w:after="180"/>
-      </w:pPr>
-      <w:r>
-        <w:rPr>
-          <w:b w:val="0"/>
-        </w:rPr>
-        <w:t>Try the recall before opening notes. Then use a different colour or a labelled second line to correct your explanation.</w:t>
+      <w:r>
+        <w:t>Keep type, current value, statement order, observed output and task role separate.</w:t>
       </w:r>
     </w:p>
     <w:p>
       <w:pPr>
-        <w:pStyle w:val="Heading3"/>
-      </w:pPr>
-      <w:r>
-        <w:t>From a paper algorithm to Python</w:t>
+        <w:pStyle w:val="Heading1"/>
+      </w:pPr>
+      <w:r>
+        <w:t>01. Recall · Retrieve before notes</w:t>
       </w:r>
     </w:p>
     <w:p>
-      <w:pPr>
-        <w:spacing w:line="336" w:lineRule="auto" w:after="180"/>
-      </w:pPr>
-      <w:r>
-        <w:rPr>
-          <w:b w:val="0"/>
-        </w:rPr>
-        <w:t>Without opening the old lesson, explain one key idea from From a paper algorithm to Python. Give an example and a mistake that the idea helps you avoid.</w:t>
+      <w:r>
+        <w:t>Keep the stated task, its own code/values and support record together.</w:t>
       </w:r>
     </w:p>
     <w:p>
       <w:pPr>
-        <w:pStyle w:val="Heading3"/>
-      </w:pPr>
-      <w:r>
-        <w:t>My remembered idea, example and correction</w:t>
+        <w:pStyle w:val="Heading2"/>
+      </w:pPr>
+      <w:r>
+        <w:t>Task and evidence record</w:t>
       </w:r>
     </w:p>
     <w:p>
-      <w:r>
-        <w:t>________________________________________________________________</w:t>
+      <w:pPr>
+        <w:pStyle w:val="ListBullet"/>
+      </w:pPr>
+      <w:r>
+        <w:t>Try the recall before opening notes. Then use a different colour or a labelled second line to correct your explanation.</w:t>
       </w:r>
     </w:p>
     <w:p>
-      <w:r>
-        <w:t>________________________________________________________________</w:t>
+      <w:pPr>
+        <w:pStyle w:val="Heading3"/>
+      </w:pPr>
+      <w:r>
+        <w:t>From a paper algorithm to Python</w:t>
       </w:r>
     </w:p>
     <w:p>
-      <w:r>
-        <w:t>________________________________________________________________</w:t>
+      <w:pPr>
+        <w:pStyle w:val="ListBullet"/>
+      </w:pPr>
+      <w:r>
+        <w:t>Without opening the old lesson, explain one key idea from From a paper algorithm to Python. Give an example and a mistake that the idea helps you avoid.</w:t>
       </w:r>
     </w:p>
     <w:p>
       <w:pPr>
-        <w:pStyle w:val="Heading1"/>
-      </w:pPr>
-      <w:r>
-        <w:t>02. Practise with fading help</w:t>
+        <w:pStyle w:val="Heading3"/>
+      </w:pPr>
+      <w:r>
+        <w:t>My remembered idea, example and correction</w:t>
       </w:r>
     </w:p>
     <w:p>
       <w:r>
-        <w:t>Complete the supported Values variables and types trace and record the first step you can explain without help.</w:t>
+        <w:t>________________________________________________________________</w:t>
       </w:r>
     </w:p>
     <w:p>
-      <w:pPr>
-        <w:spacing w:line="336" w:lineRule="auto" w:after="180"/>
-      </w:pPr>
-      <w:r>
-        <w:rPr>
-          <w:b w:val="0"/>
-        </w:rPr>
-        <w:t xml:space="preserve">Use W2: Trace a saved </w:t>
-      </w:r>
-      <w:r>
-        <w:rPr>
-          <w:b/>
-        </w:rPr>
-        <w:t>value</w:t>
-      </w:r>
-      <w:r>
-        <w:rPr>
-          <w:b w:val="0"/>
-        </w:rPr>
-        <w:t xml:space="preserve"> for </w:t>
-      </w:r>
-      <w:r>
-        <w:rPr>
-          <w:b/>
-        </w:rPr>
-        <w:t>Value</w:t>
-      </w:r>
-      <w:r>
-        <w:rPr>
-          <w:b w:val="0"/>
-        </w:rPr>
-        <w:t xml:space="preserve">s </w:t>
-      </w:r>
-      <w:r>
-        <w:rPr>
-          <w:b/>
-        </w:rPr>
-        <w:t>variable</w:t>
-      </w:r>
-      <w:r>
-        <w:rPr>
-          <w:b w:val="0"/>
-        </w:rPr>
-        <w:t xml:space="preserve">s and </w:t>
-      </w:r>
-      <w:r>
-        <w:rPr>
-          <w:b/>
-        </w:rPr>
-        <w:t>type</w:t>
-      </w:r>
-      <w:r>
-        <w:rPr>
-          <w:b w:val="0"/>
-        </w:rPr>
-        <w:t>s. Record the answer once; the lesson and workbook refer to the same attempt.</w:t>
-      </w:r>
-    </w:p>
-    <w:tbl>
-      <w:tblPr>
-        <w:tblStyle w:val="LightShading-Accent1"/>
-        <w:tblW w:type="auto" w:w="0"/>
-        <w:tblLook w:firstColumn="1" w:firstRow="1" w:lastColumn="0" w:lastRow="0" w:noHBand="0" w:noVBand="1" w:val="04A0"/>
-      </w:tblPr>
-      <w:tblGrid>
-        <w:gridCol w:w="2556"/>
-        <w:gridCol w:w="2556"/>
-        <w:gridCol w:w="2556"/>
-        <w:gridCol w:w="2556"/>
-      </w:tblGrid>
-      <w:tr>
-        <w:trPr>
-          <w:tblHeader/>
-        </w:trPr>
-        <w:tc>
-          <w:tcPr>
-            <w:tcW w:type="dxa" w:w="2556"/>
-          </w:tcPr>
-          <w:p>
-            <w:r>
-              <w:t>Given inputs</w:t>
-            </w:r>
-          </w:p>
-        </w:tc>
-        <w:tc>
-          <w:tcPr>
-            <w:tcW w:type="dxa" w:w="2556"/>
-          </w:tcPr>
-          <w:p>
-            <w:r>
-              <w:t>Procedure I chose</w:t>
-            </w:r>
-          </w:p>
-        </w:tc>
-        <w:tc>
-          <w:tcPr>
-            <w:tcW w:type="dxa" w:w="2556"/>
-          </w:tcPr>
-          <w:p>
-            <w:r>
-              <w:t>Middle steps</w:t>
-            </w:r>
-          </w:p>
-        </w:tc>
-        <w:tc>
-          <w:tcPr>
-            <w:tcW w:type="dxa" w:w="2556"/>
-          </w:tcPr>
-          <w:p>
-            <w:r>
-              <w:t>Result and check</w:t>
-            </w:r>
-          </w:p>
-        </w:tc>
-      </w:tr>
-      <w:tr>
-        <w:tc>
-          <w:tcPr>
-            <w:tcW w:type="dxa" w:w="2556"/>
-          </w:tcPr>
-          <w:p>
-            <w:r/>
-          </w:p>
-        </w:tc>
-        <w:tc>
-          <w:tcPr>
-            <w:tcW w:type="dxa" w:w="2556"/>
-          </w:tcPr>
-          <w:p>
-            <w:r/>
-          </w:p>
-        </w:tc>
-        <w:tc>
-          <w:tcPr>
-            <w:tcW w:type="dxa" w:w="2556"/>
-          </w:tcPr>
-          <w:p>
-            <w:r/>
-          </w:p>
-        </w:tc>
-        <w:tc>
-          <w:tcPr>
-            <w:tcW w:type="dxa" w:w="2556"/>
-          </w:tcPr>
-          <w:p>
-            <w:r/>
-          </w:p>
-        </w:tc>
-      </w:tr>
-    </w:tbl>
-    <w:p>
-      <w:pPr>
-        <w:pStyle w:val="Heading3"/>
-      </w:pPr>
-      <w:r>
-        <w:t>The step I completed without help, and the hint I needed</w:t>
+      <w:r>
+        <w:t>________________________________________________________________</w:t>
       </w:r>
     </w:p>
     <w:p>
@@ -264,92 +107,53 @@
       </w:r>
     </w:p>
     <w:p>
-      <w:r>
-        <w:t>________________________________________________________________</w:t>
+      <w:pPr>
+        <w:pStyle w:val="Heading1"/>
+      </w:pPr>
+      <w:r>
+        <w:t>05. W1 · Explain the procedure</w:t>
       </w:r>
     </w:p>
     <w:p>
       <w:r>
-        <w:t>________________________________________________________________</w:t>
+        <w:t>Keep the stated task, its own code/values and support record together.</w:t>
       </w:r>
     </w:p>
     <w:p>
       <w:pPr>
-        <w:pStyle w:val="Heading1"/>
-      </w:pPr>
-      <w:r>
-        <w:t>03. Individual reasoning check</w:t>
+        <w:pStyle w:val="Heading2"/>
+      </w:pPr>
+      <w:r>
+        <w:t>Task and evidence record</w:t>
       </w:r>
     </w:p>
     <w:p>
-      <w:r>
-        <w:t>Check the proposed Values variables and types explanation against the supplied facts before discussing it.</w:t>
+      <w:pPr>
+        <w:pStyle w:val="ListBullet"/>
+      </w:pPr>
+      <w:r>
+        <w:t>Saved-value practice: count 8, saved 8; after count=count+2, count 10 and saved 8; a new saved=count makes saved 10. Picture count 8/tag "8": outputs 10 and text 82; count 10 changes only numeric output to 12. Mixed integer/string addition raises TypeError. int/float/str/bool describe values; task rules separately reject negative object counts or preserve a leading-zero identifier.</w:t>
       </w:r>
     </w:p>
     <w:p>
       <w:pPr>
-        <w:spacing w:line="336" w:lineRule="auto" w:after="180"/>
-      </w:pPr>
-      <w:r>
-        <w:rPr>
-          <w:b w:val="0"/>
-        </w:rPr>
-        <w:t xml:space="preserve">Use the worked case for </w:t>
-      </w:r>
-      <w:r>
-        <w:rPr>
-          <w:b/>
-        </w:rPr>
-        <w:t>Value</w:t>
-      </w:r>
-      <w:r>
-        <w:rPr>
-          <w:b w:val="0"/>
-        </w:rPr>
-        <w:t xml:space="preserve">s </w:t>
-      </w:r>
-      <w:r>
-        <w:rPr>
-          <w:b/>
-        </w:rPr>
-        <w:t>variable</w:t>
-      </w:r>
-      <w:r>
-        <w:rPr>
-          <w:b w:val="0"/>
-        </w:rPr>
-        <w:t xml:space="preserve">s and </w:t>
-      </w:r>
-      <w:r>
-        <w:rPr>
-          <w:b/>
-        </w:rPr>
-        <w:t>type</w:t>
-      </w:r>
-      <w:r>
-        <w:rPr>
-          <w:b w:val="0"/>
-        </w:rPr>
-        <w:t>s. Proposed explanation: “Digits always mean a number”. Decide whether this explanation is supported.</w:t>
+        <w:pStyle w:val="ListBullet"/>
+      </w:pPr>
+      <w:r>
+        <w:t>Classify 12, 1.5, "12", False and "False". Explain why the last two are different.</w:t>
       </w:r>
     </w:p>
     <w:p>
       <w:pPr>
-        <w:spacing w:line="336" w:lineRule="auto" w:after="180"/>
-      </w:pPr>
-      <w:r>
-        <w:rPr>
-          <w:b w:val="0"/>
-        </w:rPr>
-        <w:t>Point to the step or supplied fact that decides; explain your repair if needed.</w:t>
+        <w:pStyle w:val="Heading3"/>
+      </w:pPr>
+      <w:r>
+        <w:t>My reasoning and evidence</w:t>
       </w:r>
     </w:p>
     <w:p>
-      <w:pPr>
-        <w:pStyle w:val="Heading3"/>
-      </w:pPr>
-      <w:r>
-        <w:t>My explanation before partner discussion</w:t>
+      <w:r>
+        <w:t>________________________________________________________________</w:t>
       </w:r>
     </w:p>
     <w:p>
@@ -373,47 +177,278 @@
       </w:r>
     </w:p>
     <w:p>
-      <w:pPr>
-        <w:pStyle w:val="Heading1"/>
-      </w:pPr>
-      <w:r>
-        <w:t>04. Independent transfer case</w:t>
+      <w:r>
+        <w:t>________________________________________________________________</w:t>
       </w:r>
     </w:p>
     <w:p>
-      <w:r>
-        <w:t>Write one first attempt at the reserved independent case before feedback. Repeated copies of that case refer to the same recorded attempt.</w:t>
+      <w:pPr>
+        <w:pStyle w:val="Heading1"/>
+      </w:pPr>
+      <w:r>
+        <w:t>06. W2 · Predict, trace and observe</w:t>
       </w:r>
     </w:p>
     <w:p>
-      <w:pPr>
-        <w:pStyle w:val="Heading3"/>
-      </w:pPr>
-      <w:r>
-        <w:t>Independent case: Trace values, types and reassignment</w:t>
+      <w:r>
+        <w:t>Keep the stated task, its own code/values and support record together.</w:t>
       </w:r>
     </w:p>
     <w:p>
       <w:pPr>
-        <w:spacing w:line="336" w:lineRule="auto" w:after="180"/>
-      </w:pPr>
-      <w:r>
-        <w:rPr>
-          <w:b w:val="0"/>
-        </w:rPr>
-        <w:t xml:space="preserve">Predict both </w:t>
-      </w:r>
-      <w:r>
-        <w:rPr>
-          <w:b/>
-        </w:rPr>
-        <w:t>output</w:t>
-      </w:r>
-      <w:r>
-        <w:rPr>
-          <w:b w:val="0"/>
-        </w:rPr>
-        <w:t xml:space="preserve"> lines and explain why estimate stays unchanged when count is reassigned. Repeat the trace with initial count=0. Explain why note is text even though its printed characters look like a number.</w:t>
+        <w:pStyle w:val="Heading2"/>
+      </w:pPr>
+      <w:r>
+        <w:t>Task and evidence record</w:t>
+      </w:r>
+    </w:p>
+    <w:p>
+      <w:pPr>
+        <w:pStyle w:val="ListBullet"/>
+      </w:pPr>
+      <w:r>
+        <w:t>Saved-value practice: count 8, saved 8; after count=count+2, count 10 and saved 8; a new saved=count makes saved 10. Picture count 8/tag "8": outputs 10 and text 82; count 10 changes only numeric output to 12. Mixed integer/string addition raises TypeError. int/float/str/bool describe values; task rules separately reject negative object counts or preserve a leading-zero identifier.</w:t>
+      </w:r>
+    </w:p>
+    <w:p>
+      <w:pPr>
+        <w:pStyle w:val="ListBullet"/>
+      </w:pPr>
+      <w:r>
+        <w:t>Reference for this exercise: open this week’s student lesson, “Values variables and types”, at “See how it works” and “Follow a worked example”. Use the original worked values or code named in the question; the later pictorial case is a separate example. Keep this reference beside your workbook while practising.</w:t>
+      </w:r>
+    </w:p>
+    <w:p>
+      <w:pPr>
+        <w:pStyle w:val="ListBullet"/>
+      </w:pPr>
+      <w:r>
+        <w:t>Trace the five-line count and saved program. Record both printed outputs, then predict the result of assigning saved = count after the change. Check with a run or label a paper trace.</w:t>
+      </w:r>
+    </w:p>
+    <w:p>
+      <w:pPr>
+        <w:pStyle w:val="Heading3"/>
+      </w:pPr>
+      <w:r>
+        <w:t>My reasoning and evidence</w:t>
+      </w:r>
+    </w:p>
+    <w:p>
+      <w:r>
+        <w:t>________________________________________________________________</w:t>
+      </w:r>
+    </w:p>
+    <w:p>
+      <w:r>
+        <w:t>________________________________________________________________</w:t>
+      </w:r>
+    </w:p>
+    <w:p>
+      <w:r>
+        <w:t>________________________________________________________________</w:t>
+      </w:r>
+    </w:p>
+    <w:p>
+      <w:r>
+        <w:t>________________________________________________________________</w:t>
+      </w:r>
+    </w:p>
+    <w:p>
+      <w:r>
+        <w:t>________________________________________________________________</w:t>
+      </w:r>
+    </w:p>
+    <w:p>
+      <w:r>
+        <w:t>________________________________________________________________</w:t>
+      </w:r>
+    </w:p>
+    <w:p>
+      <w:pPr>
+        <w:pStyle w:val="Heading1"/>
+      </w:pPr>
+      <w:r>
+        <w:t>07. W3 · Find the first error</w:t>
+      </w:r>
+    </w:p>
+    <w:p>
+      <w:r>
+        <w:t>Keep the stated task, its own code/values and support record together.</w:t>
+      </w:r>
+    </w:p>
+    <w:p>
+      <w:pPr>
+        <w:pStyle w:val="Heading2"/>
+      </w:pPr>
+      <w:r>
+        <w:t>Task and evidence record</w:t>
+      </w:r>
+    </w:p>
+    <w:p>
+      <w:pPr>
+        <w:pStyle w:val="ListBullet"/>
+      </w:pPr>
+      <w:r>
+        <w:t>Saved-value practice: count 8, saved 8; after count=count+2, count 10 and saved 8; a new saved=count makes saved 10. Picture count 8/tag "8": outputs 10 and text 82; count 10 changes only numeric output to 12. Mixed integer/string addition raises TypeError. int/float/str/bool describe values; task rules separately reject negative object counts or preserve a leading-zero identifier.</w:t>
+      </w:r>
+    </w:p>
+    <w:p>
+      <w:pPr>
+        <w:pStyle w:val="ListBullet"/>
+      </w:pPr>
+      <w:r>
+        <w:t>Predict 6 + 3, "6" + "3" and "6" * 3. Explain what happens for "6" + 3. Which expression counts six groups of three?</w:t>
+      </w:r>
+    </w:p>
+    <w:p>
+      <w:pPr>
+        <w:pStyle w:val="Heading3"/>
+      </w:pPr>
+      <w:r>
+        <w:t>My reasoning and evidence</w:t>
+      </w:r>
+    </w:p>
+    <w:p>
+      <w:r>
+        <w:t>________________________________________________________________</w:t>
+      </w:r>
+    </w:p>
+    <w:p>
+      <w:r>
+        <w:t>________________________________________________________________</w:t>
+      </w:r>
+    </w:p>
+    <w:p>
+      <w:r>
+        <w:t>________________________________________________________________</w:t>
+      </w:r>
+    </w:p>
+    <w:p>
+      <w:r>
+        <w:t>________________________________________________________________</w:t>
+      </w:r>
+    </w:p>
+    <w:p>
+      <w:r>
+        <w:t>________________________________________________________________</w:t>
+      </w:r>
+    </w:p>
+    <w:p>
+      <w:r>
+        <w:t>________________________________________________________________</w:t>
+      </w:r>
+    </w:p>
+    <w:p>
+      <w:pPr>
+        <w:pStyle w:val="Heading1"/>
+      </w:pPr>
+      <w:r>
+        <w:t>09. W5 · State an honest limit</w:t>
+      </w:r>
+    </w:p>
+    <w:p>
+      <w:r>
+        <w:t>Keep the stated task, its own code/values and support record together.</w:t>
+      </w:r>
+    </w:p>
+    <w:p>
+      <w:pPr>
+        <w:pStyle w:val="Heading2"/>
+      </w:pPr>
+      <w:r>
+        <w:t>Task and evidence record</w:t>
+      </w:r>
+    </w:p>
+    <w:p>
+      <w:pPr>
+        <w:pStyle w:val="ListBullet"/>
+      </w:pPr>
+      <w:r>
+        <w:t>Saved-value practice: count 8, saved 8; after count=count+2, count 10 and saved 8; a new saved=count makes saved 10. Picture count 8/tag "8": outputs 10 and text 82; count 10 changes only numeric output to 12. Mixed integer/string addition raises TypeError. int/float/str/bool describe values; task rules separately reject negative object counts or preserve a leading-zero identifier.</w:t>
+      </w:r>
+    </w:p>
+    <w:p>
+      <w:pPr>
+        <w:pStyle w:val="ListBullet"/>
+      </w:pPr>
+      <w:r>
+        <w:t>Give a suitable type for a counter count, a length of 2.5 metres, a shelf ID with a leading zero, and a yes-or-no availability flag. Give a count value with the right type that should still be rejected.</w:t>
+      </w:r>
+    </w:p>
+    <w:p>
+      <w:pPr>
+        <w:pStyle w:val="Heading3"/>
+      </w:pPr>
+      <w:r>
+        <w:t>My reasoning and evidence</w:t>
+      </w:r>
+    </w:p>
+    <w:p>
+      <w:r>
+        <w:t>________________________________________________________________</w:t>
+      </w:r>
+    </w:p>
+    <w:p>
+      <w:r>
+        <w:t>________________________________________________________________</w:t>
+      </w:r>
+    </w:p>
+    <w:p>
+      <w:r>
+        <w:t>________________________________________________________________</w:t>
+      </w:r>
+    </w:p>
+    <w:p>
+      <w:r>
+        <w:t>________________________________________________________________</w:t>
+      </w:r>
+    </w:p>
+    <w:p>
+      <w:r>
+        <w:t>________________________________________________________________</w:t>
+      </w:r>
+    </w:p>
+    <w:p>
+      <w:r>
+        <w:t>________________________________________________________________</w:t>
+      </w:r>
+    </w:p>
+    <w:p>
+      <w:pPr>
+        <w:pStyle w:val="Heading1"/>
+      </w:pPr>
+      <w:r>
+        <w:t>04. Try alone · Selected independent task</w:t>
+      </w:r>
+    </w:p>
+    <w:p>
+      <w:r>
+        <w:t>Keep the stated task, its own code/values and support record together.</w:t>
+      </w:r>
+    </w:p>
+    <w:p>
+      <w:pPr>
+        <w:pStyle w:val="Heading2"/>
+      </w:pPr>
+      <w:r>
+        <w:t>Task and evidence record</w:t>
+      </w:r>
+    </w:p>
+    <w:p>
+      <w:pPr>
+        <w:pStyle w:val="Heading3"/>
+      </w:pPr>
+      <w:r>
+        <w:t>Independent case: Trace values, types and reassignment</w:t>
+      </w:r>
+    </w:p>
+    <w:p>
+      <w:pPr>
+        <w:pStyle w:val="ListBullet"/>
+      </w:pPr>
+      <w:r>
+        <w:t>Predict both output lines and explain why estimate stays unchanged when count is reassigned. Repeat the trace with initial count=0. Explain why note is text even though its printed characters look like a number.</w:t>
       </w:r>
     </w:p>
     <w:p>
@@ -483,12 +518,9 @@
     </w:p>
     <w:p>
       <w:pPr>
-        <w:spacing w:line="336" w:lineRule="auto" w:after="180"/>
-      </w:pPr>
-      <w:r>
-        <w:rPr>
-          <w:b w:val="0"/>
-        </w:rPr>
+        <w:pStyle w:val="ListBullet"/>
+      </w:pPr>
+      <w:r>
         <w:t>Attempt this case before feedback. Record any help. Earlier examples below are further practice; a case already practised with feedback cannot establish fresh transfer.</w:t>
       </w:r>
     </w:p>
@@ -497,36 +529,36 @@
         <w:pStyle w:val="Heading1"/>
       </w:pPr>
       <w:r>
-        <w:t>05. W1 Identify the value and its type</w:t>
+        <w:t>10. Project · Keep code and evidence</w:t>
       </w:r>
     </w:p>
     <w:p>
       <w:r>
-        <w:t>Identify the value and its type. Apply the supplied Values variables and types facts and keep your reasoning.</w:t>
+        <w:t>Keep the stated task, its own code/values and support record together.</w:t>
       </w:r>
     </w:p>
     <w:p>
       <w:pPr>
-        <w:spacing w:line="336" w:lineRule="auto" w:after="180"/>
-      </w:pPr>
-      <w:r>
-        <w:rPr>
-          <w:b w:val="0"/>
-        </w:rPr>
-        <w:t>Classify 12, 1.5, "12", False and "False". Explain why the last two are different.</w:t>
+        <w:pStyle w:val="Heading2"/>
+      </w:pPr>
+      <w:r>
+        <w:t>Task and evidence record</w:t>
       </w:r>
     </w:p>
     <w:p>
       <w:pPr>
-        <w:pStyle w:val="Heading3"/>
-      </w:pPr>
-      <w:r>
-        <w:t>My reasoning and evidence</w:t>
+        <w:pStyle w:val="ListBullet"/>
+      </w:pPr>
+      <w:r>
+        <w:t>Add a labelled values variables and types evidence sheet to Python readiness portfolio. Show how you can distinguish integer, floating-point, text and boolean values. Use the supplied fictional case and keep its inputs, intermediate steps, calculation or prediction, and limitation. Connect this record to last week’s record; a matching answer without a trace is insufficient.</w:t>
       </w:r>
     </w:p>
     <w:p>
-      <w:r>
-        <w:t>________________________________________________________________</w:t>
+      <w:pPr>
+        <w:pStyle w:val="Heading3"/>
+      </w:pPr>
+      <w:r>
+        <w:t>My project change, supporting evidence and remaining limit</w:t>
       </w:r>
     </w:p>
     <w:p>
@@ -555,530 +587,29 @@
       </w:r>
     </w:p>
     <w:p>
-      <w:pPr>
-        <w:pStyle w:val="Heading1"/>
-      </w:pPr>
-      <w:r>
-        <w:t>06. W2 Trace a saved value</w:t>
+      <w:r>
+        <w:t>________________________________________________________________</w:t>
       </w:r>
     </w:p>
     <w:p>
-      <w:r>
-        <w:t>Trace a saved value. Apply the supplied Values variables and types facts and keep your reasoning.</w:t>
+      <w:pPr>
+        <w:pStyle w:val="Heading1"/>
+      </w:pPr>
+      <w:r>
+        <w:t>11. Feedback · Repair and return</w:t>
       </w:r>
     </w:p>
     <w:p>
-      <w:pPr>
-        <w:pStyle w:val="Heading3"/>
-      </w:pPr>
-      <w:r>
-        <w:t>Where to find the supplied example</w:t>
+      <w:r>
+        <w:t>Keep the stated task, its own code/values and support record together.</w:t>
       </w:r>
     </w:p>
     <w:p>
       <w:pPr>
-        <w:spacing w:line="336" w:lineRule="auto" w:after="180"/>
-        <w:shd w:fill="F1F6F8"/>
-      </w:pPr>
-      <w:r>
-        <w:rPr>
-          <w:b w:val="0"/>
-        </w:rPr>
-        <w:t>Reference for this exercise: open this week’s student lesson, “Values variables and types”, at “See how it works” and “Follow a worked example”. Use the original worked values or code named in the question; the later pictorial case is a separate example. Keep this reference beside your workbook while practising.</w:t>
-      </w:r>
-    </w:p>
-    <w:p>
-      <w:pPr>
-        <w:spacing w:line="336" w:lineRule="auto" w:after="180"/>
-      </w:pPr>
-      <w:r>
-        <w:rPr>
-          <w:b w:val="0"/>
-        </w:rPr>
-        <w:t xml:space="preserve">Trace the five-line count and saved program. Record both printed </w:t>
-      </w:r>
-      <w:r>
-        <w:rPr>
-          <w:b/>
-        </w:rPr>
-        <w:t>output</w:t>
-      </w:r>
-      <w:r>
-        <w:rPr>
-          <w:b w:val="0"/>
-        </w:rPr>
-        <w:t>s, then predict the result of assigning saved = count after the change. Check with a run or label a paper trace.</w:t>
-      </w:r>
-    </w:p>
-    <w:p>
-      <w:pPr>
-        <w:pStyle w:val="Heading3"/>
-      </w:pPr>
-      <w:r>
-        <w:t>My reasoning and evidence</w:t>
-      </w:r>
-    </w:p>
-    <w:p>
-      <w:r>
-        <w:t>________________________________________________________________</w:t>
-      </w:r>
-    </w:p>
-    <w:p>
-      <w:r>
-        <w:t>________________________________________________________________</w:t>
-      </w:r>
-    </w:p>
-    <w:p>
-      <w:r>
-        <w:t>________________________________________________________________</w:t>
-      </w:r>
-    </w:p>
-    <w:p>
-      <w:r>
-        <w:t>________________________________________________________________</w:t>
-      </w:r>
-    </w:p>
-    <w:p>
-      <w:r>
-        <w:t>________________________________________________________________</w:t>
-      </w:r>
-    </w:p>
-    <w:p>
-      <w:r>
-        <w:t>________________________________________________________________</w:t>
-      </w:r>
-    </w:p>
-    <w:p>
-      <w:pPr>
-        <w:pStyle w:val="Heading1"/>
-      </w:pPr>
-      <w:r>
-        <w:t>07. W3 Diagnose the operation</w:t>
-      </w:r>
-    </w:p>
-    <w:p>
-      <w:r>
-        <w:t>Diagnose the operation. Apply the supplied Values variables and types facts and keep your reasoning.</w:t>
-      </w:r>
-    </w:p>
-    <w:p>
-      <w:pPr>
-        <w:spacing w:line="336" w:lineRule="auto" w:after="180"/>
-        <w:shd w:fill="F5F1FB"/>
-      </w:pPr>
-      <w:r>
-        <w:rPr>
-          <w:b w:val="0"/>
-        </w:rPr>
-        <w:t>Predict 6 + 3, "6" + "3" and "6" * 3. Explain what happens for "6" + 3. Which expression counts six groups of three?</w:t>
-      </w:r>
-    </w:p>
-    <w:p>
-      <w:pPr>
-        <w:pStyle w:val="Heading3"/>
-      </w:pPr>
-      <w:r>
-        <w:t>My reasoning and evidence</w:t>
-      </w:r>
-    </w:p>
-    <w:p>
-      <w:r>
-        <w:t>________________________________________________________________</w:t>
-      </w:r>
-    </w:p>
-    <w:p>
-      <w:r>
-        <w:t>________________________________________________________________</w:t>
-      </w:r>
-    </w:p>
-    <w:p>
-      <w:r>
-        <w:t>________________________________________________________________</w:t>
-      </w:r>
-    </w:p>
-    <w:p>
-      <w:r>
-        <w:t>________________________________________________________________</w:t>
-      </w:r>
-    </w:p>
-    <w:p>
-      <w:r>
-        <w:t>________________________________________________________________</w:t>
-      </w:r>
-    </w:p>
-    <w:p>
-      <w:r>
-        <w:t>________________________________________________________________</w:t>
-      </w:r>
-    </w:p>
-    <w:p>
-      <w:pPr>
-        <w:pStyle w:val="Heading1"/>
-      </w:pPr>
-      <w:r>
-        <w:t>08. W4 Trace a new pair of names independently</w:t>
-      </w:r>
-    </w:p>
-    <w:p>
-      <w:r>
-        <w:t>Attempt before feedback. If this repeats the selected independent case, reuse that first attempt; otherwise keep a separate record. Trace a new pair of names independently. Apply the supplied Values variables and types facts and keep your reasoning.</w:t>
-      </w:r>
-    </w:p>
-    <w:p>
-      <w:pPr>
-        <w:spacing w:line="336" w:lineRule="auto" w:after="180"/>
-      </w:pPr>
-      <w:r>
-        <w:rPr>
-          <w:b w:val="0"/>
-        </w:rPr>
-        <w:t xml:space="preserve">A fresh script runs seats = 12; booked = seats; seats = seats - 5; print(seats); print(booked), with each statement on a separate line. Predict both </w:t>
-      </w:r>
-      <w:r>
-        <w:rPr>
-          <w:b/>
-        </w:rPr>
-        <w:t>output</w:t>
-      </w:r>
-      <w:r>
-        <w:rPr>
-          <w:b w:val="0"/>
-        </w:rPr>
-        <w:t>s. Then add booked = seats + 1 and print(booked).</w:t>
-      </w:r>
-    </w:p>
-    <w:p>
-      <w:pPr>
-        <w:spacing w:line="336" w:lineRule="auto" w:after="180"/>
-      </w:pPr>
-      <w:r>
-        <w:rPr>
-          <w:b w:val="0"/>
-        </w:rPr>
-        <w:t xml:space="preserve">Explain the evaluation order and choose a </w:t>
-      </w:r>
-      <w:r>
-        <w:rPr>
-          <w:b/>
-        </w:rPr>
-        <w:t>type</w:t>
-      </w:r>
-      <w:r>
-        <w:rPr>
-          <w:b w:val="0"/>
-        </w:rPr>
-        <w:t xml:space="preserve"> for a seat label "07".</w:t>
-      </w:r>
-    </w:p>
-    <w:p>
-      <w:pPr>
-        <w:pStyle w:val="Heading3"/>
-      </w:pPr>
-      <w:r>
-        <w:t>My reasoning and evidence</w:t>
-      </w:r>
-    </w:p>
-    <w:p>
-      <w:r>
-        <w:t>________________________________________________________________</w:t>
-      </w:r>
-    </w:p>
-    <w:p>
-      <w:r>
-        <w:t>________________________________________________________________</w:t>
-      </w:r>
-    </w:p>
-    <w:p>
-      <w:r>
-        <w:t>________________________________________________________________</w:t>
-      </w:r>
-    </w:p>
-    <w:p>
-      <w:r>
-        <w:t>________________________________________________________________</w:t>
-      </w:r>
-    </w:p>
-    <w:p>
-      <w:r>
-        <w:t>________________________________________________________________</w:t>
-      </w:r>
-    </w:p>
-    <w:p>
-      <w:r>
-        <w:t>________________________________________________________________</w:t>
-      </w:r>
-    </w:p>
-    <w:p>
-      <w:r>
-        <w:t>________________________________________________________________</w:t>
-      </w:r>
-    </w:p>
-    <w:p>
-      <w:pPr>
-        <w:pStyle w:val="Heading1"/>
-      </w:pPr>
-      <w:r>
-        <w:t>09. W5 Separate type from validity</w:t>
-      </w:r>
-    </w:p>
-    <w:p>
-      <w:r>
-        <w:t>Separate type from validity. Apply the supplied Values variables and types facts and keep your reasoning.</w:t>
-      </w:r>
-    </w:p>
-    <w:p>
-      <w:pPr>
-        <w:spacing w:line="336" w:lineRule="auto" w:after="180"/>
-      </w:pPr>
-      <w:r>
-        <w:rPr>
-          <w:b w:val="0"/>
-        </w:rPr>
-        <w:t xml:space="preserve">Give a suitable </w:t>
-      </w:r>
-      <w:r>
-        <w:rPr>
-          <w:b/>
-        </w:rPr>
-        <w:t>type</w:t>
-      </w:r>
-      <w:r>
-        <w:rPr>
-          <w:b w:val="0"/>
-        </w:rPr>
-        <w:t xml:space="preserve"> for a counter count, a length of 2.5 metres, a shelf ID with a leading zero, and a yes-or-no availability flag. Give a count </w:t>
-      </w:r>
-      <w:r>
-        <w:rPr>
-          <w:b/>
-        </w:rPr>
-        <w:t>value</w:t>
-      </w:r>
-      <w:r>
-        <w:rPr>
-          <w:b w:val="0"/>
-        </w:rPr>
-        <w:t xml:space="preserve"> with the right </w:t>
-      </w:r>
-      <w:r>
-        <w:rPr>
-          <w:b/>
-        </w:rPr>
-        <w:t>type</w:t>
-      </w:r>
-      <w:r>
-        <w:rPr>
-          <w:b w:val="0"/>
-        </w:rPr>
-        <w:t xml:space="preserve"> that should still be rejected.</w:t>
-      </w:r>
-    </w:p>
-    <w:p>
-      <w:pPr>
-        <w:pStyle w:val="Heading3"/>
-      </w:pPr>
-      <w:r>
-        <w:t>My reasoning and evidence</w:t>
-      </w:r>
-    </w:p>
-    <w:p>
-      <w:r>
-        <w:t>________________________________________________________________</w:t>
-      </w:r>
-    </w:p>
-    <w:p>
-      <w:r>
-        <w:t>________________________________________________________________</w:t>
-      </w:r>
-    </w:p>
-    <w:p>
-      <w:r>
-        <w:t>________________________________________________________________</w:t>
-      </w:r>
-    </w:p>
-    <w:p>
-      <w:r>
-        <w:t>________________________________________________________________</w:t>
-      </w:r>
-    </w:p>
-    <w:p>
-      <w:r>
-        <w:t>________________________________________________________________</w:t>
-      </w:r>
-    </w:p>
-    <w:p>
-      <w:r>
-        <w:t>________________________________________________________________</w:t>
-      </w:r>
-    </w:p>
-    <w:p>
-      <w:pPr>
-        <w:pStyle w:val="Heading1"/>
-      </w:pPr>
-      <w:r>
-        <w:t>10. Project checkpoint and reflection</w:t>
-      </w:r>
-    </w:p>
-    <w:p>
-      <w:r>
-        <w:t>Connect Values variables and types to Python readiness portfolio, identify a limit and choose the next useful test.</w:t>
-      </w:r>
-    </w:p>
-    <w:p>
-      <w:pPr>
-        <w:spacing w:line="336" w:lineRule="auto" w:after="180"/>
-      </w:pPr>
-      <w:r>
-        <w:rPr>
-          <w:b w:val="0"/>
-        </w:rPr>
-        <w:t xml:space="preserve">Add a labelled </w:t>
-      </w:r>
-      <w:r>
-        <w:rPr>
-          <w:b/>
-        </w:rPr>
-        <w:t>value</w:t>
-      </w:r>
-      <w:r>
-        <w:rPr>
-          <w:b w:val="0"/>
-        </w:rPr>
-        <w:t xml:space="preserve">s </w:t>
-      </w:r>
-      <w:r>
-        <w:rPr>
-          <w:b/>
-        </w:rPr>
-        <w:t>variable</w:t>
-      </w:r>
-      <w:r>
-        <w:rPr>
-          <w:b w:val="0"/>
-        </w:rPr>
-        <w:t xml:space="preserve">s and </w:t>
-      </w:r>
-      <w:r>
-        <w:rPr>
-          <w:b/>
-        </w:rPr>
-        <w:t>type</w:t>
-      </w:r>
-      <w:r>
-        <w:rPr>
-          <w:b w:val="0"/>
-        </w:rPr>
-        <w:t xml:space="preserve">s </w:t>
-      </w:r>
-      <w:r>
-        <w:rPr>
-          <w:b/>
-        </w:rPr>
-        <w:t>evidence</w:t>
-      </w:r>
-      <w:r>
-        <w:rPr>
-          <w:b w:val="0"/>
-        </w:rPr>
-        <w:t xml:space="preserve"> sheet to Python readiness portfolio. Show how you can distinguish integer, floating-point, text and boolean </w:t>
-      </w:r>
-      <w:r>
-        <w:rPr>
-          <w:b/>
-        </w:rPr>
-        <w:t>value</w:t>
-      </w:r>
-      <w:r>
-        <w:rPr>
-          <w:b w:val="0"/>
-        </w:rPr>
-        <w:t>s.</w:t>
-      </w:r>
-    </w:p>
-    <w:p>
-      <w:pPr>
-        <w:spacing w:line="336" w:lineRule="auto" w:after="180"/>
-      </w:pPr>
-      <w:r>
-        <w:rPr>
-          <w:b w:val="0"/>
-        </w:rPr>
-        <w:t xml:space="preserve">Use the supplied fictional case and keep its </w:t>
-      </w:r>
-      <w:r>
-        <w:rPr>
-          <w:b/>
-        </w:rPr>
-        <w:t>input</w:t>
-      </w:r>
-      <w:r>
-        <w:rPr>
-          <w:b w:val="0"/>
-        </w:rPr>
-        <w:t xml:space="preserve">s, intermediate steps, calculation or </w:t>
-      </w:r>
-      <w:r>
-        <w:rPr>
-          <w:b/>
-        </w:rPr>
-        <w:t>prediction</w:t>
-      </w:r>
-      <w:r>
-        <w:rPr>
-          <w:b w:val="0"/>
-        </w:rPr>
-        <w:t>, and limitation. Connect this record to last week’s record; a matching answer without a trace is insufficient.</w:t>
-      </w:r>
-    </w:p>
-    <w:p>
-      <w:pPr>
-        <w:pStyle w:val="Heading3"/>
-      </w:pPr>
-      <w:r>
-        <w:t>My project change, supporting evidence and remaining limit</w:t>
-      </w:r>
-    </w:p>
-    <w:p>
-      <w:r>
-        <w:t>________________________________________________________________</w:t>
-      </w:r>
-    </w:p>
-    <w:p>
-      <w:r>
-        <w:t>________________________________________________________________</w:t>
-      </w:r>
-    </w:p>
-    <w:p>
-      <w:r>
-        <w:t>________________________________________________________________</w:t>
-      </w:r>
-    </w:p>
-    <w:p>
-      <w:r>
-        <w:t>________________________________________________________________</w:t>
-      </w:r>
-    </w:p>
-    <w:p>
-      <w:r>
-        <w:t>________________________________________________________________</w:t>
-      </w:r>
-    </w:p>
-    <w:p>
-      <w:r>
-        <w:t>________________________________________________________________</w:t>
-      </w:r>
-    </w:p>
-    <w:p>
-      <w:pPr>
-        <w:pStyle w:val="Heading1"/>
-      </w:pPr>
-      <w:r>
-        <w:t>11. Feedback, return check and learning record</w:t>
-      </w:r>
-    </w:p>
-    <w:p>
-      <w:r>
-        <w:t>Record the first repaired step and a different case to revisit after a delay.</w:t>
+        <w:pStyle w:val="Heading2"/>
+      </w:pPr>
+      <w:r>
+        <w:t>Task and evidence record</w:t>
       </w:r>
     </w:p>
     <w:tbl>
@@ -1219,12 +750,9 @@
     </w:tbl>
     <w:p>
       <w:pPr>
-        <w:spacing w:line="336" w:lineRule="auto" w:after="180"/>
-      </w:pPr>
-      <w:r>
-        <w:rPr>
-          <w:b w:val="0"/>
-        </w:rPr>
+        <w:pStyle w:val="ListBullet"/>
+      </w:pPr>
+      <w:r>
         <w:t>Revisit this idea with your teacher after a delay. Familiarity is different from explaining and using it on a changed case.</w:t>
       </w:r>
     </w:p>
@@ -1233,45 +761,316 @@
         <w:pStyle w:val="Heading1"/>
       </w:pPr>
       <w:r>
-        <w:t>12. Pictorial case practice: Values variables and types</w:t>
+        <w:t>Reference bank and extra practice</w:t>
       </w:r>
     </w:p>
     <w:p>
-      <w:r>
-        <w:t>A number and its printed-looking text. A program stores a numeric badge count and a string that looks like that count. Explain the labelled step before checking the changed condition.</w:t>
+      <w:pPr>
+        <w:pStyle w:val="Heading1"/>
+      </w:pPr>
+      <w:r>
+        <w:t>02. Reference · Supported W2 record</w:t>
       </w:r>
     </w:p>
     <w:p>
-      <w:pPr>
-        <w:spacing w:line="336" w:lineRule="auto" w:after="180"/>
-      </w:pPr>
-      <w:r>
-        <w:rPr>
-          <w:b w:val="0"/>
-        </w:rPr>
-        <w:t xml:space="preserve">A number and its printed-looking text. A program stores a numeric badge count and a </w:t>
-      </w:r>
-      <w:r>
-        <w:rPr>
-          <w:b/>
-        </w:rPr>
-        <w:t>string</w:t>
-      </w:r>
-      <w:r>
-        <w:rPr>
-          <w:b w:val="0"/>
-        </w:rPr>
-        <w:t xml:space="preserve"> that looks like that count.</w:t>
+      <w:r>
+        <w:t>Keep the stated task, its own code/values and support record together.</w:t>
       </w:r>
     </w:p>
     <w:p>
       <w:pPr>
-        <w:spacing w:line="336" w:lineRule="auto" w:after="180"/>
-      </w:pPr>
-      <w:r>
-        <w:rPr>
-          <w:b w:val="0"/>
-        </w:rPr>
+        <w:pStyle w:val="Heading2"/>
+      </w:pPr>
+      <w:r>
+        <w:t>Task and evidence record</w:t>
+      </w:r>
+    </w:p>
+    <w:p>
+      <w:pPr>
+        <w:pStyle w:val="ListBullet"/>
+      </w:pPr>
+      <w:r>
+        <w:t>Use W2: Trace a saved value for Values variables and types. Record the answer once; the lesson and workbook refer to the same attempt.</w:t>
+      </w:r>
+    </w:p>
+    <w:tbl>
+      <w:tblPr>
+        <w:tblStyle w:val="LightShading-Accent1"/>
+        <w:tblW w:type="auto" w:w="0"/>
+        <w:tblLook w:firstColumn="1" w:firstRow="1" w:lastColumn="0" w:lastRow="0" w:noHBand="0" w:noVBand="1" w:val="04A0"/>
+      </w:tblPr>
+      <w:tblGrid>
+        <w:gridCol w:w="2556"/>
+        <w:gridCol w:w="2556"/>
+        <w:gridCol w:w="2556"/>
+        <w:gridCol w:w="2556"/>
+      </w:tblGrid>
+      <w:tr>
+        <w:trPr>
+          <w:tblHeader/>
+        </w:trPr>
+        <w:tc>
+          <w:tcPr>
+            <w:tcW w:type="dxa" w:w="2556"/>
+          </w:tcPr>
+          <w:p>
+            <w:r>
+              <w:t>Given inputs</w:t>
+            </w:r>
+          </w:p>
+        </w:tc>
+        <w:tc>
+          <w:tcPr>
+            <w:tcW w:type="dxa" w:w="2556"/>
+          </w:tcPr>
+          <w:p>
+            <w:r>
+              <w:t>Procedure I chose</w:t>
+            </w:r>
+          </w:p>
+        </w:tc>
+        <w:tc>
+          <w:tcPr>
+            <w:tcW w:type="dxa" w:w="2556"/>
+          </w:tcPr>
+          <w:p>
+            <w:r>
+              <w:t>Middle steps</w:t>
+            </w:r>
+          </w:p>
+        </w:tc>
+        <w:tc>
+          <w:tcPr>
+            <w:tcW w:type="dxa" w:w="2556"/>
+          </w:tcPr>
+          <w:p>
+            <w:r>
+              <w:t>Result and check</w:t>
+            </w:r>
+          </w:p>
+        </w:tc>
+      </w:tr>
+      <w:tr>
+        <w:tc>
+          <w:tcPr>
+            <w:tcW w:type="dxa" w:w="2556"/>
+          </w:tcPr>
+          <w:p>
+            <w:r/>
+          </w:p>
+        </w:tc>
+        <w:tc>
+          <w:tcPr>
+            <w:tcW w:type="dxa" w:w="2556"/>
+          </w:tcPr>
+          <w:p>
+            <w:r/>
+          </w:p>
+        </w:tc>
+        <w:tc>
+          <w:tcPr>
+            <w:tcW w:type="dxa" w:w="2556"/>
+          </w:tcPr>
+          <w:p>
+            <w:r/>
+          </w:p>
+        </w:tc>
+        <w:tc>
+          <w:tcPr>
+            <w:tcW w:type="dxa" w:w="2556"/>
+          </w:tcPr>
+          <w:p>
+            <w:r/>
+          </w:p>
+        </w:tc>
+      </w:tr>
+    </w:tbl>
+    <w:p>
+      <w:pPr>
+        <w:pStyle w:val="Heading3"/>
+      </w:pPr>
+      <w:r>
+        <w:t>The step I completed without help, and the hint I needed</w:t>
+      </w:r>
+    </w:p>
+    <w:p>
+      <w:r>
+        <w:t>________________________________________________________________</w:t>
+      </w:r>
+    </w:p>
+    <w:p>
+      <w:r>
+        <w:t>________________________________________________________________</w:t>
+      </w:r>
+    </w:p>
+    <w:p>
+      <w:r>
+        <w:t>________________________________________________________________</w:t>
+      </w:r>
+    </w:p>
+    <w:p>
+      <w:pPr>
+        <w:pStyle w:val="Heading1"/>
+      </w:pPr>
+      <w:r>
+        <w:t>03. Extra practice · Individual reasoning check</w:t>
+      </w:r>
+    </w:p>
+    <w:p>
+      <w:r>
+        <w:t>Keep the stated task, its own code/values and support record together.</w:t>
+      </w:r>
+    </w:p>
+    <w:p>
+      <w:pPr>
+        <w:pStyle w:val="Heading2"/>
+      </w:pPr>
+      <w:r>
+        <w:t>Task and evidence record</w:t>
+      </w:r>
+    </w:p>
+    <w:p>
+      <w:pPr>
+        <w:pStyle w:val="ListBullet"/>
+      </w:pPr>
+      <w:r>
+        <w:t>Use the worked case for Values variables and types. Proposed explanation: “Digits always mean a number”. Decide whether this explanation is supported. Point to the step or supplied fact that decides; explain your repair if needed.</w:t>
+      </w:r>
+    </w:p>
+    <w:p>
+      <w:pPr>
+        <w:pStyle w:val="Heading3"/>
+      </w:pPr>
+      <w:r>
+        <w:t>My explanation before partner discussion</w:t>
+      </w:r>
+    </w:p>
+    <w:p>
+      <w:r>
+        <w:t>________________________________________________________________</w:t>
+      </w:r>
+    </w:p>
+    <w:p>
+      <w:r>
+        <w:t>________________________________________________________________</w:t>
+      </w:r>
+    </w:p>
+    <w:p>
+      <w:r>
+        <w:t>________________________________________________________________</w:t>
+      </w:r>
+    </w:p>
+    <w:p>
+      <w:r>
+        <w:t>________________________________________________________________</w:t>
+      </w:r>
+    </w:p>
+    <w:p>
+      <w:pPr>
+        <w:pStyle w:val="Heading1"/>
+      </w:pPr>
+      <w:r>
+        <w:t>08. Additional practice · Earlier W4 transfer</w:t>
+      </w:r>
+    </w:p>
+    <w:p>
+      <w:r>
+        <w:t>Keep the stated task, its own code/values and support record together.</w:t>
+      </w:r>
+    </w:p>
+    <w:p>
+      <w:pPr>
+        <w:pStyle w:val="Heading2"/>
+      </w:pPr>
+      <w:r>
+        <w:t>Task and evidence record</w:t>
+      </w:r>
+    </w:p>
+    <w:p>
+      <w:pPr>
+        <w:pStyle w:val="ListBullet"/>
+      </w:pPr>
+      <w:r>
+        <w:t>A fresh script runs seats = 12; booked = seats; seats = seats - 5; print(seats); print(booked), with each statement on a separate line. Predict both outputs. Then add booked = seats + 1 and print(booked). Explain the evaluation order and choose a type for a seat label "07".</w:t>
+      </w:r>
+    </w:p>
+    <w:p>
+      <w:pPr>
+        <w:pStyle w:val="Heading3"/>
+      </w:pPr>
+      <w:r>
+        <w:t>My reasoning and evidence</w:t>
+      </w:r>
+    </w:p>
+    <w:p>
+      <w:r>
+        <w:t>________________________________________________________________</w:t>
+      </w:r>
+    </w:p>
+    <w:p>
+      <w:r>
+        <w:t>________________________________________________________________</w:t>
+      </w:r>
+    </w:p>
+    <w:p>
+      <w:r>
+        <w:t>________________________________________________________________</w:t>
+      </w:r>
+    </w:p>
+    <w:p>
+      <w:r>
+        <w:t>________________________________________________________________</w:t>
+      </w:r>
+    </w:p>
+    <w:p>
+      <w:r>
+        <w:t>________________________________________________________________</w:t>
+      </w:r>
+    </w:p>
+    <w:p>
+      <w:r>
+        <w:t>________________________________________________________________</w:t>
+      </w:r>
+    </w:p>
+    <w:p>
+      <w:r>
+        <w:t>________________________________________________________________</w:t>
+      </w:r>
+    </w:p>
+    <w:p>
+      <w:pPr>
+        <w:pStyle w:val="Heading1"/>
+      </w:pPr>
+      <w:r>
+        <w:t>12. Extra practice · Pictured case</w:t>
+      </w:r>
+    </w:p>
+    <w:p>
+      <w:r>
+        <w:t>Keep the stated task, its own code/values and support record together.</w:t>
+      </w:r>
+    </w:p>
+    <w:p>
+      <w:pPr>
+        <w:pStyle w:val="Heading2"/>
+      </w:pPr>
+      <w:r>
+        <w:t>Task and evidence record</w:t>
+      </w:r>
+    </w:p>
+    <w:p>
+      <w:pPr>
+        <w:pStyle w:val="ListBullet"/>
+      </w:pPr>
+      <w:r>
+        <w:t>A number and its printed-looking text. A program stores a numeric badge count and a string that looks like that count.</w:t>
+      </w:r>
+    </w:p>
+    <w:p>
+      <w:pPr>
+        <w:pStyle w:val="ListBullet"/>
+      </w:pPr>
+      <w:r>
         <w:t>Python 3: count=8; tag="8"; print(count+2); print(tag+"2").</w:t>
       </w:r>
     </w:p>
@@ -1313,38 +1112,10 @@
     </w:p>
     <w:p>
       <w:pPr>
-        <w:spacing w:line="336" w:lineRule="auto" w:after="180"/>
-        <w:shd w:fill="F5F1FB"/>
-      </w:pPr>
-      <w:r>
-        <w:rPr>
-          <w:b w:val="0"/>
-        </w:rPr>
-        <w:t xml:space="preserve">Predict both print </w:t>
-      </w:r>
-      <w:r>
-        <w:rPr>
-          <w:b/>
-        </w:rPr>
-        <w:t>output</w:t>
-      </w:r>
-      <w:r>
-        <w:rPr>
-          <w:b w:val="0"/>
-        </w:rPr>
-        <w:t xml:space="preserve">s and explain why they differ. Does count+tag work, and what happens to each valid </w:t>
-      </w:r>
-      <w:r>
-        <w:rPr>
-          <w:b/>
-        </w:rPr>
-        <w:t>output</w:t>
-      </w:r>
-      <w:r>
-        <w:rPr>
-          <w:b w:val="0"/>
-        </w:rPr>
-        <w:t xml:space="preserve"> after count becomes ten?</w:t>
+        <w:pStyle w:val="ListBullet"/>
+      </w:pPr>
+      <w:r>
+        <w:t>Predict both print outputs and explain why they differ. Does count+tag work, and what happens to each valid output after count becomes ten?</w:t>
       </w:r>
     </w:p>
     <w:p>
@@ -1387,210 +1158,63 @@
     </w:p>
     <w:p>
       <w:pPr>
-        <w:pStyle w:val="Heading3"/>
-      </w:pPr>
-      <w:r>
-        <w:t>Record the help used</w:t>
+        <w:pStyle w:val="ListBullet"/>
+      </w:pPr>
+      <w:r>
+        <w:t>Support used: alone / hint / worked example. This record is practice evidence.</w:t>
       </w:r>
     </w:p>
     <w:p>
       <w:pPr>
-        <w:spacing w:line="336" w:lineRule="auto" w:after="180"/>
-        <w:shd w:fill="F1F6F8"/>
-      </w:pPr>
-      <w:r>
-        <w:rPr>
-          <w:b w:val="0"/>
-        </w:rPr>
-        <w:t xml:space="preserve">Support used: alone / hint / worked example. This record is practice </w:t>
-      </w:r>
-      <w:r>
-        <w:rPr>
-          <w:b/>
-        </w:rPr>
-        <w:t>evidence</w:t>
-      </w:r>
-      <w:r>
-        <w:rPr>
-          <w:b w:val="0"/>
-        </w:rPr>
-        <w:t>.</w:t>
+        <w:pStyle w:val="ListBullet"/>
+      </w:pPr>
+      <w:r>
+        <w:t>Project connection: For Python readiness before the Responsible Plant Classifier, retain a trace of the values, the predicted outputs and the changed-case explanation. Use actual Python 3 results to check the prediction after reasoning first.</w:t>
       </w:r>
     </w:p>
     <w:p>
       <w:pPr>
-        <w:spacing w:line="336" w:lineRule="auto" w:after="180"/>
-      </w:pPr>
-      <w:r>
-        <w:rPr>
-          <w:b w:val="0"/>
-        </w:rPr>
-        <w:t xml:space="preserve">Project connection: For Python readiness before the Responsible Plant Classifier, retain a trace of the </w:t>
-      </w:r>
-      <w:r>
-        <w:rPr>
-          <w:b/>
-        </w:rPr>
-        <w:t>value</w:t>
-      </w:r>
-      <w:r>
-        <w:rPr>
-          <w:b w:val="0"/>
-        </w:rPr>
-        <w:t xml:space="preserve">s, the predicted </w:t>
-      </w:r>
-      <w:r>
-        <w:rPr>
-          <w:b/>
-        </w:rPr>
-        <w:t>output</w:t>
-      </w:r>
-      <w:r>
-        <w:rPr>
-          <w:b w:val="0"/>
-        </w:rPr>
-        <w:t>s and the changed-case explanation.</w:t>
+        <w:pStyle w:val="Heading1"/>
+      </w:pPr>
+      <w:r>
+        <w:t>13. Reference · Project portfolio milestone</w:t>
       </w:r>
     </w:p>
     <w:p>
-      <w:pPr>
-        <w:spacing w:line="336" w:lineRule="auto" w:after="180"/>
-      </w:pPr>
-      <w:r>
-        <w:rPr>
-          <w:b w:val="0"/>
-        </w:rPr>
-        <w:t xml:space="preserve">Use actual Python 3 results to check the </w:t>
-      </w:r>
-      <w:r>
-        <w:rPr>
-          <w:b/>
-        </w:rPr>
-        <w:t>prediction</w:t>
-      </w:r>
-      <w:r>
-        <w:rPr>
-          <w:b w:val="0"/>
-        </w:rPr>
-        <w:t xml:space="preserve"> after reasoning first.</w:t>
+      <w:r>
+        <w:t>Keep the stated task, its own code/values and support record together.</w:t>
       </w:r>
     </w:p>
     <w:p>
       <w:pPr>
-        <w:pStyle w:val="Heading1"/>
-      </w:pPr>
-      <w:r>
-        <w:t>13. Project portfolio milestone</w:t>
+        <w:pStyle w:val="Heading2"/>
+      </w:pPr>
+      <w:r>
+        <w:t>Task and evidence record</w:t>
       </w:r>
     </w:p>
     <w:p>
-      <w:r>
-        <w:t>Keep this week’s input, deciding step, result and limit together in the Python readiness portfolio record.</w:t>
+      <w:pPr>
+        <w:pStyle w:val="ListBullet"/>
+      </w:pPr>
+      <w:r>
+        <w:t>Project: Python readiness portfolio</w:t>
       </w:r>
     </w:p>
     <w:p>
       <w:pPr>
-        <w:spacing w:line="336" w:lineRule="auto" w:after="180"/>
-      </w:pPr>
-      <w:r>
-        <w:rPr>
-          <w:b w:val="0"/>
-        </w:rPr>
-        <w:t>Project: Python readiness portfolio</w:t>
+        <w:pStyle w:val="ListBullet"/>
+      </w:pPr>
+      <w:r>
+        <w:t>Current milestone: Python readiness portfolio. Keep runnable code, predictions, actual outputs, one repaired error and an explanation of a function on changed inputs.</w:t>
       </w:r>
     </w:p>
     <w:p>
       <w:pPr>
-        <w:spacing w:line="336" w:lineRule="auto" w:after="180"/>
-      </w:pPr>
-      <w:r>
-        <w:rPr>
-          <w:b w:val="0"/>
-        </w:rPr>
-        <w:t xml:space="preserve">Current milestone: Python readiness portfolio. Keep runnable code, </w:t>
-      </w:r>
-      <w:r>
-        <w:rPr>
-          <w:b/>
-        </w:rPr>
-        <w:t>prediction</w:t>
-      </w:r>
-      <w:r>
-        <w:rPr>
-          <w:b w:val="0"/>
-        </w:rPr>
-        <w:t xml:space="preserve">s, actual </w:t>
-      </w:r>
-      <w:r>
-        <w:rPr>
-          <w:b/>
-        </w:rPr>
-        <w:t>output</w:t>
-      </w:r>
-      <w:r>
-        <w:rPr>
-          <w:b w:val="0"/>
-        </w:rPr>
-        <w:t xml:space="preserve">s, one repaired error and an explanation of a function on changed </w:t>
-      </w:r>
-      <w:r>
-        <w:rPr>
-          <w:b/>
-        </w:rPr>
-        <w:t>input</w:t>
-      </w:r>
-      <w:r>
-        <w:rPr>
-          <w:b w:val="0"/>
-        </w:rPr>
-        <w:t>s.</w:t>
-      </w:r>
-    </w:p>
-    <w:p>
-      <w:pPr>
-        <w:spacing w:line="336" w:lineRule="auto" w:after="180"/>
-      </w:pPr>
-      <w:r>
-        <w:rPr>
-          <w:b w:val="0"/>
-        </w:rPr>
-        <w:t xml:space="preserve">For Python readiness before the Responsible Plant Classifier, retain a trace of the </w:t>
-      </w:r>
-      <w:r>
-        <w:rPr>
-          <w:b/>
-        </w:rPr>
-        <w:t>value</w:t>
-      </w:r>
-      <w:r>
-        <w:rPr>
-          <w:b w:val="0"/>
-        </w:rPr>
-        <w:t xml:space="preserve">s, the predicted </w:t>
-      </w:r>
-      <w:r>
-        <w:rPr>
-          <w:b/>
-        </w:rPr>
-        <w:t>output</w:t>
-      </w:r>
-      <w:r>
-        <w:rPr>
-          <w:b w:val="0"/>
-        </w:rPr>
-        <w:t xml:space="preserve">s and the changed-case explanation. Use actual Python 3 results to check the </w:t>
-      </w:r>
-      <w:r>
-        <w:rPr>
-          <w:b/>
-        </w:rPr>
-        <w:t>prediction</w:t>
-      </w:r>
-      <w:r>
-        <w:rPr>
-          <w:b w:val="0"/>
-        </w:rPr>
-        <w:t xml:space="preserve"> after reasoning first.</w:t>
+        <w:pStyle w:val="ListBullet"/>
+      </w:pPr>
+      <w:r>
+        <w:t>For Python readiness before the Responsible Plant Classifier, retain a trace of the values, the predicted outputs and the changed-case explanation. Use actual Python 3 results to check the prediction after reasoning first.</w:t>
       </w:r>
     </w:p>
     <w:tbl>
@@ -1747,12 +1371,494 @@
         <w:pStyle w:val="Heading1"/>
       </w:pPr>
       <w:r>
-        <w:t>14. Supported practice and learning evidence</w:t>
+        <w:t>14. Extra practice · Predict, check and repair</w:t>
       </w:r>
     </w:p>
     <w:p>
       <w:r>
-        <w:t>Try the supported questions before comparing with hints and feedback. Record what you repaired and the evidence you retained.</w:t>
+        <w:t>Use only after an attempt; keep the reserved assessment separate.</w:t>
+      </w:r>
+    </w:p>
+    <w:p>
+      <w:pPr>
+        <w:pStyle w:val="Heading2"/>
+      </w:pPr>
+      <w:r>
+        <w:t>First question and hint</w:t>
+      </w:r>
+    </w:p>
+    <w:p>
+      <w:pPr>
+        <w:pStyle w:val="ListBullet"/>
+      </w:pPr>
+      <w:r>
+        <w:t>A number and its printed-looking text. A program stores a numeric badge count and a string that looks like that count.</w:t>
+      </w:r>
+    </w:p>
+    <w:p>
+      <w:pPr>
+        <w:pStyle w:val="Heading3"/>
+      </w:pPr>
+      <w:r>
+        <w:t>Practice 1: explain the deciding evidence</w:t>
+      </w:r>
+    </w:p>
+    <w:p>
+      <w:pPr>
+        <w:pStyle w:val="ListBullet"/>
+      </w:pPr>
+      <w:r>
+        <w:t>Which labelled step matches this detail? count+tag raises TypeError rather than silently converting tag.</w:t>
+      </w:r>
+    </w:p>
+    <w:p>
+      <w:pPr>
+        <w:pStyle w:val="ListBullet"/>
+      </w:pPr>
+      <w:r>
+        <w:t>1. Predict a mixed operation</w:t>
+      </w:r>
+    </w:p>
+    <w:p>
+      <w:pPr>
+        <w:pStyle w:val="ListBullet"/>
+      </w:pPr>
+      <w:r>
+        <w:t>2. Inspect types</w:t>
+      </w:r>
+    </w:p>
+    <w:p>
+      <w:pPr>
+        <w:pStyle w:val="ListBullet"/>
+      </w:pPr>
+      <w:r>
+        <w:t>3. Apply addition</w:t>
+      </w:r>
+    </w:p>
+    <w:p>
+      <w:pPr>
+        <w:pStyle w:val="Heading3"/>
+      </w:pPr>
+      <w:r>
+        <w:t>My selected conclusion, deciding fact and explanation</w:t>
+      </w:r>
+    </w:p>
+    <w:p>
+      <w:r>
+        <w:t>________________________________________________________________</w:t>
+      </w:r>
+    </w:p>
+    <w:p>
+      <w:r>
+        <w:t>________________________________________________________________</w:t>
+      </w:r>
+    </w:p>
+    <w:p>
+      <w:r>
+        <w:t>________________________________________________________________</w:t>
+      </w:r>
+    </w:p>
+    <w:p>
+      <w:r>
+        <w:t>________________________________________________________________</w:t>
+      </w:r>
+    </w:p>
+    <w:p>
+      <w:r>
+        <w:t>________________________________________________________________</w:t>
+      </w:r>
+    </w:p>
+    <w:p>
+      <w:pPr>
+        <w:pStyle w:val="ListBullet"/>
+      </w:pPr>
+      <w:r>
+        <w:t>Hint if needed: Read the steps in the pictorial case. Match the supplied detail to the stage that performs or records it.</w:t>
+      </w:r>
+    </w:p>
+    <w:p>
+      <w:pPr>
+        <w:pStyle w:val="Heading2"/>
+      </w:pPr>
+      <w:r>
+        <w:t>Check the first explanation · reference / check after trying</w:t>
+      </w:r>
+    </w:p>
+    <w:p>
+      <w:pPr>
+        <w:spacing w:line="336" w:lineRule="auto" w:after="180"/>
+      </w:pPr>
+      <w:r>
+        <w:rPr>
+          <w:b w:val="0"/>
+        </w:rPr>
+        <w:t xml:space="preserve">After your attempt, compare with the supported explanation: Predict a mixed operation count+tag raises </w:t>
+      </w:r>
+      <w:r>
+        <w:rPr>
+          <w:b/>
+        </w:rPr>
+        <w:t>Type</w:t>
+      </w:r>
+      <w:r>
+        <w:rPr>
+          <w:b w:val="0"/>
+        </w:rPr>
+        <w:t xml:space="preserve">Error rather than silently converting tag. </w:t>
+      </w:r>
+      <w:r>
+        <w:rPr>
+          <w:b/>
+        </w:rPr>
+        <w:t>Value</w:t>
+      </w:r>
+      <w:r>
+        <w:rPr>
+          <w:b w:val="0"/>
+        </w:rPr>
+        <w:t xml:space="preserve">s carry </w:t>
+      </w:r>
+      <w:r>
+        <w:rPr>
+          <w:b/>
+        </w:rPr>
+        <w:t>type</w:t>
+      </w:r>
+      <w:r>
+        <w:rPr>
+          <w:b w:val="0"/>
+        </w:rPr>
+        <w:t>s, not merely appearances.</w:t>
+      </w:r>
+    </w:p>
+    <w:p>
+      <w:pPr>
+        <w:spacing w:line="336" w:lineRule="auto" w:after="180"/>
+      </w:pPr>
+      <w:r>
+        <w:rPr>
+          <w:b w:val="0"/>
+        </w:rPr>
+        <w:t xml:space="preserve">The plus operator performs numeric addition for these integers and concatenation for these </w:t>
+      </w:r>
+      <w:r>
+        <w:rPr>
+          <w:b/>
+        </w:rPr>
+        <w:t>string</w:t>
+      </w:r>
+      <w:r>
+        <w:rPr>
+          <w:b w:val="0"/>
+        </w:rPr>
+        <w:t>s; the mixed operation is invalid here.</w:t>
+      </w:r>
+    </w:p>
+    <w:p>
+      <w:pPr>
+        <w:pStyle w:val="Heading2"/>
+      </w:pPr>
+      <w:r>
+        <w:t>Changed-case question and hint</w:t>
+      </w:r>
+    </w:p>
+    <w:p>
+      <w:pPr>
+        <w:pStyle w:val="Heading3"/>
+      </w:pPr>
+      <w:r>
+        <w:t>Practice 2: explain the deciding evidence</w:t>
+      </w:r>
+    </w:p>
+    <w:p>
+      <w:pPr>
+        <w:pStyle w:val="ListBullet"/>
+      </w:pPr>
+      <w:r>
+        <w:t>Changed-case practice: Change count to 10, leaving tag unchanged. Which conclusion is supported by the supplied facts?</w:t>
+      </w:r>
+    </w:p>
+    <w:p>
+      <w:pPr>
+        <w:pStyle w:val="ListBullet"/>
+      </w:pPr>
+      <w:r>
+        <w:t>1. This one example guarantees correct results for every future input.</w:t>
+      </w:r>
+    </w:p>
+    <w:p>
+      <w:pPr>
+        <w:pStyle w:val="ListBullet"/>
+      </w:pPr>
+      <w:r>
+        <w:t>2. We can decide the result without examining the changed input or the procedure.</w:t>
+      </w:r>
+    </w:p>
+    <w:p>
+      <w:pPr>
+        <w:pStyle w:val="ListBullet"/>
+      </w:pPr>
+      <w:r>
+        <w:t>3. The two valid outputs become 12 and 82.</w:t>
+      </w:r>
+    </w:p>
+    <w:p>
+      <w:pPr>
+        <w:pStyle w:val="Heading3"/>
+      </w:pPr>
+      <w:r>
+        <w:t>My selected conclusion, deciding fact and explanation</w:t>
+      </w:r>
+    </w:p>
+    <w:p>
+      <w:r>
+        <w:t>________________________________________________________________</w:t>
+      </w:r>
+    </w:p>
+    <w:p>
+      <w:r>
+        <w:t>________________________________________________________________</w:t>
+      </w:r>
+    </w:p>
+    <w:p>
+      <w:r>
+        <w:t>________________________________________________________________</w:t>
+      </w:r>
+    </w:p>
+    <w:p>
+      <w:r>
+        <w:t>________________________________________________________________</w:t>
+      </w:r>
+    </w:p>
+    <w:p>
+      <w:r>
+        <w:t>________________________________________________________________</w:t>
+      </w:r>
+    </w:p>
+    <w:p>
+      <w:pPr>
+        <w:pStyle w:val="ListBullet"/>
+      </w:pPr>
+      <w:r>
+        <w:t>Hint if needed: Use the changed condition and the deciding step in the pictorial trace. The answer must say what follows from those facts.</w:t>
+      </w:r>
+    </w:p>
+    <w:p>
+      <w:pPr>
+        <w:pStyle w:val="Heading2"/>
+      </w:pPr>
+      <w:r>
+        <w:t>Check the changed explanation · reference / check after trying</w:t>
+      </w:r>
+    </w:p>
+    <w:p>
+      <w:pPr>
+        <w:spacing w:line="336" w:lineRule="auto" w:after="180"/>
+      </w:pPr>
+      <w:r>
+        <w:rPr>
+          <w:b w:val="0"/>
+        </w:rPr>
+        <w:t xml:space="preserve">After your attempt, compare with the supported explanation: The two valid </w:t>
+      </w:r>
+      <w:r>
+        <w:rPr>
+          <w:b/>
+        </w:rPr>
+        <w:t>output</w:t>
+      </w:r>
+      <w:r>
+        <w:rPr>
+          <w:b w:val="0"/>
+        </w:rPr>
+        <w:t xml:space="preserve">s become 12 and 82. Only the integer </w:t>
+      </w:r>
+      <w:r>
+        <w:rPr>
+          <w:b/>
+        </w:rPr>
+        <w:t>variable</w:t>
+      </w:r>
+      <w:r>
+        <w:rPr>
+          <w:b w:val="0"/>
+        </w:rPr>
+        <w:t xml:space="preserve"> changes; the </w:t>
+      </w:r>
+      <w:r>
+        <w:rPr>
+          <w:b/>
+        </w:rPr>
+        <w:t>string</w:t>
+      </w:r>
+      <w:r>
+        <w:rPr>
+          <w:b w:val="0"/>
+        </w:rPr>
+        <w:t xml:space="preserve"> still contains the character 8.</w:t>
+      </w:r>
+    </w:p>
+    <w:p>
+      <w:pPr>
+        <w:pStyle w:val="Heading2"/>
+      </w:pPr>
+      <w:r>
+        <w:t>Repair and keep the record</w:t>
+      </w:r>
+    </w:p>
+    <w:p>
+      <w:pPr>
+        <w:spacing w:line="336" w:lineRule="auto" w:after="180"/>
+      </w:pPr>
+      <w:r>
+        <w:rPr>
+          <w:b w:val="0"/>
+        </w:rPr>
+        <w:t>Review From a paper algorithm to Python (python-bridge/1). Goal: Translate a short paper calculation into a Python script. Short practice: Match each paper quantity to its Python name.</w:t>
+      </w:r>
+    </w:p>
+    <w:p>
+      <w:pPr>
+        <w:spacing w:line="336" w:lineRule="auto" w:after="180"/>
+      </w:pPr>
+      <w:r>
+        <w:rPr>
+          <w:b w:val="0"/>
+        </w:rPr>
+        <w:t>Why does the spare count get added once, and what prints when spare is five?. Return to this week and explain what you changed.</w:t>
+      </w:r>
+    </w:p>
+    <w:p>
+      <w:pPr>
+        <w:spacing w:line="336" w:lineRule="auto" w:after="180"/>
+      </w:pPr>
+      <w:r>
+        <w:rPr>
+          <w:b w:val="0"/>
+        </w:rPr>
+        <w:t xml:space="preserve">The browser lab lets you edit the supported Python examples already included in this lesson. Predict first, run, inspect the actual </w:t>
+      </w:r>
+      <w:r>
+        <w:rPr>
+          <w:b/>
+        </w:rPr>
+        <w:t>output</w:t>
+      </w:r>
+      <w:r>
+        <w:rPr>
+          <w:b w:val="0"/>
+        </w:rPr>
+        <w:t xml:space="preserve"> or error, change one </w:t>
+      </w:r>
+      <w:r>
+        <w:rPr>
+          <w:b/>
+        </w:rPr>
+        <w:t>input</w:t>
+      </w:r>
+      <w:r>
+        <w:rPr>
+          <w:b w:val="0"/>
+        </w:rPr>
+        <w:t>, then run again.</w:t>
+      </w:r>
+    </w:p>
+    <w:p>
+      <w:pPr>
+        <w:spacing w:line="336" w:lineRule="auto" w:after="180"/>
+      </w:pPr>
+      <w:r>
+        <w:rPr>
+          <w:b w:val="0"/>
+        </w:rPr>
+        <w:t xml:space="preserve">Keep code, </w:t>
+      </w:r>
+      <w:r>
+        <w:rPr>
+          <w:b/>
+        </w:rPr>
+        <w:t>prediction</w:t>
+      </w:r>
+      <w:r>
+        <w:rPr>
+          <w:b w:val="0"/>
+        </w:rPr>
+        <w:t>s, actual results and a reasoned revision together. On paper, label your result as a trace rather than an execution.</w:t>
+      </w:r>
+    </w:p>
+    <w:p>
+      <w:pPr>
+        <w:spacing w:line="336" w:lineRule="auto" w:after="180"/>
+      </w:pPr>
+      <w:r>
+        <w:rPr>
+          <w:b w:val="0"/>
+        </w:rPr>
+        <w:t xml:space="preserve">Use Download completed work in the hosted lesson to export your answers, reflections, practice feedback and code-run </w:t>
+      </w:r>
+      <w:r>
+        <w:rPr>
+          <w:b/>
+        </w:rPr>
+        <w:t>evidence</w:t>
+      </w:r>
+      <w:r>
+        <w:rPr>
+          <w:b w:val="0"/>
+        </w:rPr>
+        <w:t>. Open the HTML copy to read or print it.</w:t>
+      </w:r>
+    </w:p>
+    <w:p>
+      <w:pPr>
+        <w:spacing w:line="336" w:lineRule="auto" w:after="180"/>
+      </w:pPr>
+      <w:r>
+        <w:rPr>
+          <w:b w:val="0"/>
+        </w:rPr>
+        <w:t>Drafts stay in this browser when storage is available; clear drafts on a shared device.</w:t>
+      </w:r>
+    </w:p>
+    <w:p>
+      <w:pPr>
+        <w:pStyle w:val="Heading3"/>
+      </w:pPr>
+      <w:r>
+        <w:t>What I repaired, the evidence I kept and the next test</w:t>
+      </w:r>
+    </w:p>
+    <w:p>
+      <w:r>
+        <w:t>________________________________________________________________</w:t>
+      </w:r>
+    </w:p>
+    <w:p>
+      <w:r>
+        <w:t>________________________________________________________________</w:t>
+      </w:r>
+    </w:p>
+    <w:p>
+      <w:r>
+        <w:t>________________________________________________________________</w:t>
+      </w:r>
+    </w:p>
+    <w:p>
+      <w:r>
+        <w:t>________________________________________________________________</w:t>
+      </w:r>
+    </w:p>
+    <w:p>
+      <w:r>
+        <w:t>________________________________________________________________</w:t>
+      </w:r>
+    </w:p>
+    <w:p>
+      <w:pPr>
+        <w:pStyle w:val="Heading2"/>
+      </w:pPr>
+      <w:r>
+        <w:t>Earlier wording, alternatives and picture transcripts · reference / check after trying</w:t>
       </w:r>
     </w:p>
     <w:p>
@@ -1768,25 +1874,10 @@
     </w:p>
     <w:p>
       <w:pPr>
-        <w:spacing w:line="336" w:lineRule="auto" w:after="180"/>
-      </w:pPr>
-      <w:r>
-        <w:rPr>
-          <w:b w:val="0"/>
-        </w:rPr>
-        <w:t xml:space="preserve">A number and its printed-looking text. A program stores a numeric badge count and a </w:t>
-      </w:r>
-      <w:r>
-        <w:rPr>
-          <w:b/>
-        </w:rPr>
-        <w:t>string</w:t>
-      </w:r>
-      <w:r>
-        <w:rPr>
-          <w:b w:val="0"/>
-        </w:rPr>
-        <w:t xml:space="preserve"> that looks like that count.</w:t>
+        <w:pStyle w:val="Heading3"/>
+      </w:pPr>
+      <w:r>
+        <w:t>Repair a missing building block</w:t>
       </w:r>
     </w:p>
     <w:p>
@@ -1794,609 +1885,33 @@
         <w:pStyle w:val="Heading3"/>
       </w:pPr>
       <w:r>
-        <w:t>Practice 1: explain the deciding evidence</w:t>
+        <w:t>Predict, run and debug</w:t>
       </w:r>
     </w:p>
     <w:p>
       <w:pPr>
-        <w:spacing w:line="336" w:lineRule="auto" w:after="180"/>
-      </w:pPr>
-      <w:r>
-        <w:rPr>
-          <w:b w:val="0"/>
-        </w:rPr>
-        <w:t xml:space="preserve">Which labelled step matches this detail? count+tag raises </w:t>
-      </w:r>
-      <w:r>
-        <w:rPr>
-          <w:b/>
-        </w:rPr>
-        <w:t>Type</w:t>
-      </w:r>
-      <w:r>
-        <w:rPr>
-          <w:b w:val="0"/>
-        </w:rPr>
-        <w:t>Error rather than silently converting tag.</w:t>
+        <w:pStyle w:val="Heading3"/>
+      </w:pPr>
+      <w:r>
+        <w:t>Keep your completed work</w:t>
       </w:r>
     </w:p>
     <w:p>
       <w:pPr>
-        <w:spacing w:line="336" w:lineRule="auto" w:after="180"/>
-        <w:shd w:fill="F4F9FC"/>
-      </w:pPr>
-      <w:r>
-        <w:rPr>
-          <w:b w:val="0"/>
-        </w:rPr>
-        <w:t>1. Predict a mixed operation</w:t>
+        <w:pStyle w:val="Heading1"/>
+      </w:pPr>
+      <w:r>
+        <w:t>15. Reference · Six-picture response sheets</w:t>
       </w:r>
     </w:p>
     <w:p>
-      <w:pPr>
-        <w:spacing w:line="336" w:lineRule="auto" w:after="180"/>
-        <w:shd w:fill="F4F9FC"/>
-      </w:pPr>
-      <w:r>
-        <w:rPr>
-          <w:b w:val="0"/>
-        </w:rPr>
-        <w:t xml:space="preserve">2. Inspect </w:t>
-      </w:r>
-      <w:r>
-        <w:rPr>
-          <w:b/>
-        </w:rPr>
-        <w:t>type</w:t>
-      </w:r>
-      <w:r>
-        <w:rPr>
-          <w:b w:val="0"/>
-        </w:rPr>
-        <w:t>s</w:t>
+      <w:r>
+        <w:t>Use the picture relevant to a current gap.</w:t>
       </w:r>
     </w:p>
     <w:p>
       <w:pPr>
-        <w:spacing w:line="336" w:lineRule="auto" w:after="180"/>
-        <w:shd w:fill="F4F9FC"/>
-      </w:pPr>
-      <w:r>
-        <w:rPr>
-          <w:b w:val="0"/>
-        </w:rPr>
-        <w:t>3. Apply addition</w:t>
-      </w:r>
-    </w:p>
-    <w:p>
-      <w:pPr>
-        <w:pStyle w:val="Heading3"/>
-      </w:pPr>
-      <w:r>
-        <w:t>My selected conclusion, deciding fact and explanation</w:t>
-      </w:r>
-    </w:p>
-    <w:p>
-      <w:r>
-        <w:t>________________________________________________________________</w:t>
-      </w:r>
-    </w:p>
-    <w:p>
-      <w:r>
-        <w:t>________________________________________________________________</w:t>
-      </w:r>
-    </w:p>
-    <w:p>
-      <w:r>
-        <w:t>________________________________________________________________</w:t>
-      </w:r>
-    </w:p>
-    <w:p>
-      <w:r>
-        <w:t>________________________________________________________________</w:t>
-      </w:r>
-    </w:p>
-    <w:p>
-      <w:r>
-        <w:t>________________________________________________________________</w:t>
-      </w:r>
-    </w:p>
-    <w:p>
-      <w:pPr>
-        <w:pStyle w:val="Heading3"/>
-      </w:pPr>
-      <w:r>
-        <w:t>Hint · try first</w:t>
-      </w:r>
-    </w:p>
-    <w:p>
-      <w:pPr>
-        <w:spacing w:line="336" w:lineRule="auto" w:after="180"/>
-        <w:shd w:fill="F1F6F8"/>
-      </w:pPr>
-      <w:r>
-        <w:rPr>
-          <w:b w:val="0"/>
-        </w:rPr>
-        <w:t>Hint if needed: Read the steps in the pictorial case. Match the supplied detail to the stage that performs or records it.</w:t>
-      </w:r>
-    </w:p>
-    <w:p>
-      <w:pPr>
-        <w:pStyle w:val="Heading3"/>
-      </w:pPr>
-      <w:r>
-        <w:t>Feedback · compare after trying</w:t>
-      </w:r>
-    </w:p>
-    <w:p>
-      <w:pPr>
-        <w:spacing w:line="336" w:lineRule="auto" w:after="180"/>
-        <w:shd w:fill="F1F6FC"/>
-      </w:pPr>
-      <w:r>
-        <w:rPr>
-          <w:b w:val="0"/>
-        </w:rPr>
-        <w:t xml:space="preserve">After your attempt, compare with the supported explanation: Predict a mixed operation count+tag raises </w:t>
-      </w:r>
-      <w:r>
-        <w:rPr>
-          <w:b/>
-        </w:rPr>
-        <w:t>Type</w:t>
-      </w:r>
-      <w:r>
-        <w:rPr>
-          <w:b w:val="0"/>
-        </w:rPr>
-        <w:t xml:space="preserve">Error rather than silently converting tag. </w:t>
-      </w:r>
-      <w:r>
-        <w:rPr>
-          <w:b/>
-        </w:rPr>
-        <w:t>Value</w:t>
-      </w:r>
-      <w:r>
-        <w:rPr>
-          <w:b w:val="0"/>
-        </w:rPr>
-        <w:t xml:space="preserve">s carry </w:t>
-      </w:r>
-      <w:r>
-        <w:rPr>
-          <w:b/>
-        </w:rPr>
-        <w:t>type</w:t>
-      </w:r>
-      <w:r>
-        <w:rPr>
-          <w:b w:val="0"/>
-        </w:rPr>
-        <w:t>s, not merely appearances.</w:t>
-      </w:r>
-    </w:p>
-    <w:p>
-      <w:pPr>
-        <w:spacing w:line="336" w:lineRule="auto" w:after="180"/>
-        <w:shd w:fill="F1F6FC"/>
-      </w:pPr>
-      <w:r>
-        <w:rPr>
-          <w:b w:val="0"/>
-        </w:rPr>
-        <w:t xml:space="preserve">The plus operator performs numeric addition for these integers and concatenation for these </w:t>
-      </w:r>
-      <w:r>
-        <w:rPr>
-          <w:b/>
-        </w:rPr>
-        <w:t>string</w:t>
-      </w:r>
-      <w:r>
-        <w:rPr>
-          <w:b w:val="0"/>
-        </w:rPr>
-        <w:t>s; the mixed operation is invalid here.</w:t>
-      </w:r>
-    </w:p>
-    <w:p>
-      <w:pPr>
-        <w:pStyle w:val="Heading3"/>
-      </w:pPr>
-      <w:r>
-        <w:t>Practice 2: explain the deciding evidence</w:t>
-      </w:r>
-    </w:p>
-    <w:p>
-      <w:pPr>
-        <w:pStyle w:val="Heading3"/>
-      </w:pPr>
-      <w:r>
-        <w:t>Changed case · predict first</w:t>
-      </w:r>
-    </w:p>
-    <w:p>
-      <w:pPr>
-        <w:spacing w:line="336" w:lineRule="auto" w:after="180"/>
-        <w:shd w:fill="F5F1FB"/>
-      </w:pPr>
-      <w:r>
-        <w:rPr>
-          <w:b w:val="0"/>
-        </w:rPr>
-        <w:t>Changed-case practice: Change count to 10, leaving tag unchanged. Which conclusion is supported by the supplied facts?</w:t>
-      </w:r>
-    </w:p>
-    <w:p>
-      <w:pPr>
-        <w:spacing w:line="336" w:lineRule="auto" w:after="180"/>
-        <w:shd w:fill="F4F9FC"/>
-      </w:pPr>
-      <w:r>
-        <w:rPr>
-          <w:b w:val="0"/>
-        </w:rPr>
-        <w:t xml:space="preserve">1. This one example guarantees correct results for every future </w:t>
-      </w:r>
-      <w:r>
-        <w:rPr>
-          <w:b/>
-        </w:rPr>
-        <w:t>input</w:t>
-      </w:r>
-      <w:r>
-        <w:rPr>
-          <w:b w:val="0"/>
-        </w:rPr>
-        <w:t>.</w:t>
-      </w:r>
-    </w:p>
-    <w:p>
-      <w:pPr>
-        <w:spacing w:line="336" w:lineRule="auto" w:after="180"/>
-        <w:shd w:fill="F4F9FC"/>
-      </w:pPr>
-      <w:r>
-        <w:rPr>
-          <w:b w:val="0"/>
-        </w:rPr>
-        <w:t xml:space="preserve">2. We can decide the result without examining the changed </w:t>
-      </w:r>
-      <w:r>
-        <w:rPr>
-          <w:b/>
-        </w:rPr>
-        <w:t>input</w:t>
-      </w:r>
-      <w:r>
-        <w:rPr>
-          <w:b w:val="0"/>
-        </w:rPr>
-        <w:t xml:space="preserve"> or the procedure.</w:t>
-      </w:r>
-    </w:p>
-    <w:p>
-      <w:pPr>
-        <w:spacing w:line="336" w:lineRule="auto" w:after="180"/>
-        <w:shd w:fill="F4F9FC"/>
-      </w:pPr>
-      <w:r>
-        <w:rPr>
-          <w:b w:val="0"/>
-        </w:rPr>
-        <w:t xml:space="preserve">3. The two valid </w:t>
-      </w:r>
-      <w:r>
-        <w:rPr>
-          <w:b/>
-        </w:rPr>
-        <w:t>output</w:t>
-      </w:r>
-      <w:r>
-        <w:rPr>
-          <w:b w:val="0"/>
-        </w:rPr>
-        <w:t>s become 12 and 82.</w:t>
-      </w:r>
-    </w:p>
-    <w:p>
-      <w:pPr>
-        <w:pStyle w:val="Heading3"/>
-      </w:pPr>
-      <w:r>
-        <w:t>My selected conclusion, deciding fact and explanation</w:t>
-      </w:r>
-    </w:p>
-    <w:p>
-      <w:r>
-        <w:t>________________________________________________________________</w:t>
-      </w:r>
-    </w:p>
-    <w:p>
-      <w:r>
-        <w:t>________________________________________________________________</w:t>
-      </w:r>
-    </w:p>
-    <w:p>
-      <w:r>
-        <w:t>________________________________________________________________</w:t>
-      </w:r>
-    </w:p>
-    <w:p>
-      <w:r>
-        <w:t>________________________________________________________________</w:t>
-      </w:r>
-    </w:p>
-    <w:p>
-      <w:r>
-        <w:t>________________________________________________________________</w:t>
-      </w:r>
-    </w:p>
-    <w:p>
-      <w:pPr>
-        <w:pStyle w:val="Heading3"/>
-      </w:pPr>
-      <w:r>
-        <w:t>Hint · try first</w:t>
-      </w:r>
-    </w:p>
-    <w:p>
-      <w:pPr>
-        <w:spacing w:line="336" w:lineRule="auto" w:after="180"/>
-        <w:shd w:fill="F1F6F8"/>
-      </w:pPr>
-      <w:r>
-        <w:rPr>
-          <w:b w:val="0"/>
-        </w:rPr>
-        <w:t>Hint if needed: Use the changed condition and the deciding step in the pictorial trace. The answer must say what follows from those facts.</w:t>
-      </w:r>
-    </w:p>
-    <w:p>
-      <w:pPr>
-        <w:pStyle w:val="Heading3"/>
-      </w:pPr>
-      <w:r>
-        <w:t>Feedback · compare after trying</w:t>
-      </w:r>
-    </w:p>
-    <w:p>
-      <w:pPr>
-        <w:spacing w:line="336" w:lineRule="auto" w:after="180"/>
-        <w:shd w:fill="F1F6FC"/>
-      </w:pPr>
-      <w:r>
-        <w:rPr>
-          <w:b w:val="0"/>
-        </w:rPr>
-        <w:t xml:space="preserve">After your attempt, compare with the supported explanation: The two valid </w:t>
-      </w:r>
-      <w:r>
-        <w:rPr>
-          <w:b/>
-        </w:rPr>
-        <w:t>output</w:t>
-      </w:r>
-      <w:r>
-        <w:rPr>
-          <w:b w:val="0"/>
-        </w:rPr>
-        <w:t xml:space="preserve">s become 12 and 82. Only the integer </w:t>
-      </w:r>
-      <w:r>
-        <w:rPr>
-          <w:b/>
-        </w:rPr>
-        <w:t>variable</w:t>
-      </w:r>
-      <w:r>
-        <w:rPr>
-          <w:b w:val="0"/>
-        </w:rPr>
-        <w:t xml:space="preserve"> changes; the </w:t>
-      </w:r>
-      <w:r>
-        <w:rPr>
-          <w:b/>
-        </w:rPr>
-        <w:t>string</w:t>
-      </w:r>
-      <w:r>
-        <w:rPr>
-          <w:b w:val="0"/>
-        </w:rPr>
-        <w:t xml:space="preserve"> still contains the character 8.</w:t>
-      </w:r>
-    </w:p>
-    <w:p>
-      <w:pPr>
-        <w:pStyle w:val="Heading3"/>
-      </w:pPr>
-      <w:r>
-        <w:t>Repair a missing building block</w:t>
-      </w:r>
-    </w:p>
-    <w:p>
-      <w:pPr>
-        <w:spacing w:line="336" w:lineRule="auto" w:after="180"/>
-      </w:pPr>
-      <w:r>
-        <w:rPr>
-          <w:b w:val="0"/>
-        </w:rPr>
-        <w:t>Review From a paper algorithm to Python (python-bridge/1). Goal: Translate a short paper calculation into a Python script. Short practice: Match each paper quantity to its Python name.</w:t>
-      </w:r>
-    </w:p>
-    <w:p>
-      <w:pPr>
-        <w:spacing w:line="336" w:lineRule="auto" w:after="180"/>
-      </w:pPr>
-      <w:r>
-        <w:rPr>
-          <w:b w:val="0"/>
-        </w:rPr>
-        <w:t>Why does the spare count get added once, and what prints when spare is five?. Return to this week and explain what you changed.</w:t>
-      </w:r>
-    </w:p>
-    <w:p>
-      <w:pPr>
-        <w:pStyle w:val="Heading3"/>
-      </w:pPr>
-      <w:r>
-        <w:t>Predict, run and debug</w:t>
-      </w:r>
-    </w:p>
-    <w:p>
-      <w:pPr>
-        <w:spacing w:line="336" w:lineRule="auto" w:after="180"/>
-      </w:pPr>
-      <w:r>
-        <w:rPr>
-          <w:b w:val="0"/>
-        </w:rPr>
-        <w:t xml:space="preserve">The browser lab lets you edit the supported Python examples already included in this lesson. Predict first, run, inspect the actual </w:t>
-      </w:r>
-      <w:r>
-        <w:rPr>
-          <w:b/>
-        </w:rPr>
-        <w:t>output</w:t>
-      </w:r>
-      <w:r>
-        <w:rPr>
-          <w:b w:val="0"/>
-        </w:rPr>
-        <w:t xml:space="preserve"> or error, change one </w:t>
-      </w:r>
-      <w:r>
-        <w:rPr>
-          <w:b/>
-        </w:rPr>
-        <w:t>input</w:t>
-      </w:r>
-      <w:r>
-        <w:rPr>
-          <w:b w:val="0"/>
-        </w:rPr>
-        <w:t>, then run again.</w:t>
-      </w:r>
-    </w:p>
-    <w:p>
-      <w:pPr>
-        <w:spacing w:line="336" w:lineRule="auto" w:after="180"/>
-      </w:pPr>
-      <w:r>
-        <w:rPr>
-          <w:b w:val="0"/>
-        </w:rPr>
-        <w:t xml:space="preserve">Keep code, </w:t>
-      </w:r>
-      <w:r>
-        <w:rPr>
-          <w:b/>
-        </w:rPr>
-        <w:t>prediction</w:t>
-      </w:r>
-      <w:r>
-        <w:rPr>
-          <w:b w:val="0"/>
-        </w:rPr>
-        <w:t>s, actual results and a reasoned revision together. On paper, label your result as a trace rather than an execution.</w:t>
-      </w:r>
-    </w:p>
-    <w:p>
-      <w:pPr>
-        <w:pStyle w:val="Heading3"/>
-      </w:pPr>
-      <w:r>
-        <w:t>Keep your completed work</w:t>
-      </w:r>
-    </w:p>
-    <w:p>
-      <w:pPr>
-        <w:spacing w:line="336" w:lineRule="auto" w:after="180"/>
-      </w:pPr>
-      <w:r>
-        <w:rPr>
-          <w:b w:val="0"/>
-        </w:rPr>
-        <w:t xml:space="preserve">Use Download completed work in the hosted lesson to export your answers, reflections, practice feedback and code-run </w:t>
-      </w:r>
-      <w:r>
-        <w:rPr>
-          <w:b/>
-        </w:rPr>
-        <w:t>evidence</w:t>
-      </w:r>
-      <w:r>
-        <w:rPr>
-          <w:b w:val="0"/>
-        </w:rPr>
-        <w:t>. Open the HTML copy to read or print it.</w:t>
-      </w:r>
-    </w:p>
-    <w:p>
-      <w:pPr>
-        <w:spacing w:line="336" w:lineRule="auto" w:after="180"/>
-      </w:pPr>
-      <w:r>
-        <w:rPr>
-          <w:b w:val="0"/>
-        </w:rPr>
-        <w:t>Drafts stay in this browser when storage is available; clear drafts on a shared device.</w:t>
-      </w:r>
-    </w:p>
-    <w:p>
-      <w:pPr>
-        <w:pStyle w:val="Heading3"/>
-      </w:pPr>
-      <w:r>
-        <w:t>What I repaired, the evidence I kept and the next test</w:t>
-      </w:r>
-    </w:p>
-    <w:p>
-      <w:r>
-        <w:t>________________________________________________________________</w:t>
-      </w:r>
-    </w:p>
-    <w:p>
-      <w:r>
-        <w:t>________________________________________________________________</w:t>
-      </w:r>
-    </w:p>
-    <w:p>
-      <w:r>
-        <w:t>________________________________________________________________</w:t>
-      </w:r>
-    </w:p>
-    <w:p>
-      <w:r>
-        <w:t>________________________________________________________________</w:t>
-      </w:r>
-    </w:p>
-    <w:p>
-      <w:r>
-        <w:t>________________________________________________________________</w:t>
-      </w:r>
-    </w:p>
-    <w:p>
-      <w:pPr>
-        <w:pStyle w:val="Heading1"/>
-      </w:pPr>
-      <w:r>
-        <w:t>15. Visual concept journey</w:t>
-      </w:r>
-    </w:p>
-    <w:p>
-      <w:r>
-        <w:t>Explain each Values variables and types picture from its labels, then record a relevant limit.</w:t>
-      </w:r>
-    </w:p>
-    <w:p>
-      <w:pPr>
-        <w:pStyle w:val="Heading3"/>
+        <w:pStyle w:val="Heading2"/>
       </w:pPr>
       <w:r>
         <w:t>01. Values variables and types: the case</w:t>
@@ -2464,7 +1979,6 @@
     <w:p>
       <w:pPr>
         <w:spacing w:line="336" w:lineRule="auto" w:after="180"/>
-        <w:shd w:fill="F5F1FB"/>
       </w:pPr>
       <w:r>
         <w:rPr>
@@ -2503,7 +2017,7 @@
     </w:p>
     <w:p>
       <w:pPr>
-        <w:pStyle w:val="Heading3"/>
+        <w:pStyle w:val="Heading2"/>
       </w:pPr>
       <w:r>
         <w:t>02. Follow the deciding steps</w:t>
@@ -2607,7 +2121,6 @@
     <w:p>
       <w:pPr>
         <w:spacing w:line="336" w:lineRule="auto" w:after="180"/>
-        <w:shd w:fill="F5F1FB"/>
       </w:pPr>
       <w:r>
         <w:rPr>
@@ -2658,7 +2171,7 @@
     </w:p>
     <w:p>
       <w:pPr>
-        <w:pStyle w:val="Heading3"/>
+        <w:pStyle w:val="Heading2"/>
       </w:pPr>
       <w:r>
         <w:t>03. A saved value is not a live link</w:t>
@@ -2726,7 +2239,6 @@
     <w:p>
       <w:pPr>
         <w:spacing w:line="336" w:lineRule="auto" w:after="180"/>
-        <w:shd w:fill="F5F1FB"/>
       </w:pPr>
       <w:r>
         <w:rPr>
@@ -2777,7 +2289,7 @@
     </w:p>
     <w:p>
       <w:pPr>
-        <w:pStyle w:val="Heading3"/>
+        <w:pStyle w:val="Heading2"/>
       </w:pPr>
       <w:r>
         <w:t>04. Change one thing. Trace what follows.</w:t>
@@ -2892,7 +2404,6 @@
     <w:p>
       <w:pPr>
         <w:spacing w:line="336" w:lineRule="auto" w:after="180"/>
-        <w:shd w:fill="F5F1FB"/>
       </w:pPr>
       <w:r>
         <w:rPr>
@@ -2931,7 +2442,7 @@
     </w:p>
     <w:p>
       <w:pPr>
-        <w:pStyle w:val="Heading3"/>
+        <w:pStyle w:val="Heading2"/>
       </w:pPr>
       <w:r>
         <w:t>05. Connect the explanation to its limit</w:t>
@@ -3052,7 +2563,6 @@
     <w:p>
       <w:pPr>
         <w:spacing w:line="336" w:lineRule="auto" w:after="180"/>
-        <w:shd w:fill="F5F1FB"/>
       </w:pPr>
       <w:r>
         <w:rPr>
@@ -3091,7 +2601,7 @@
     </w:p>
     <w:p>
       <w:pPr>
-        <w:pStyle w:val="Heading3"/>
+        <w:pStyle w:val="Heading2"/>
       </w:pPr>
       <w:r>
         <w:t>06. Make the idea visible in your project</w:t>
@@ -3230,7 +2740,6 @@
     <w:p>
       <w:pPr>
         <w:spacing w:line="336" w:lineRule="auto" w:after="180"/>
-        <w:shd w:fill="F5F1FB"/>
       </w:pPr>
       <w:r>
         <w:rPr>
@@ -3277,6 +2786,62 @@
     <w:p>
       <w:r>
         <w:t>________________________________________________________________</w:t>
+      </w:r>
+    </w:p>
+    <w:p>
+      <w:pPr>
+        <w:pStyle w:val="Heading2"/>
+      </w:pPr>
+      <w:r>
+        <w:t>Earlier wording, alternatives and picture transcripts · reference / check after trying</w:t>
+      </w:r>
+    </w:p>
+    <w:p>
+      <w:pPr>
+        <w:pStyle w:val="Heading3"/>
+      </w:pPr>
+      <w:r>
+        <w:t>01. Values variables and types: the case</w:t>
+      </w:r>
+    </w:p>
+    <w:p>
+      <w:pPr>
+        <w:pStyle w:val="Heading3"/>
+      </w:pPr>
+      <w:r>
+        <w:t>02. Follow the deciding steps</w:t>
+      </w:r>
+    </w:p>
+    <w:p>
+      <w:pPr>
+        <w:pStyle w:val="Heading3"/>
+      </w:pPr>
+      <w:r>
+        <w:t>03. A saved value is not a live link</w:t>
+      </w:r>
+    </w:p>
+    <w:p>
+      <w:pPr>
+        <w:pStyle w:val="Heading3"/>
+      </w:pPr>
+      <w:r>
+        <w:t>04. Change one thing. Trace what follows.</w:t>
+      </w:r>
+    </w:p>
+    <w:p>
+      <w:pPr>
+        <w:pStyle w:val="Heading3"/>
+      </w:pPr>
+      <w:r>
+        <w:t>05. Connect the explanation to its limit</w:t>
+      </w:r>
+    </w:p>
+    <w:p>
+      <w:pPr>
+        <w:pStyle w:val="Heading3"/>
+      </w:pPr>
+      <w:r>
+        <w:t>06. Make the idea visible in your project</w:t>
       </w:r>
     </w:p>
     <w:sectPr>
